--- a/docs/presentations/issue-170-internal-ai-system-proposal.docx
+++ b/docs/presentations/issue-170-internal-ai-system-proposal.docx
@@ -4,9 +4,1196 @@
   <w:body>
     <w:p>
       <w:pPr>
+        <w:pStyle w:val="Title"/>
+      </w:pPr>
+      <w:r>
+        <w:t>사내 폐쇄망 AI 개발지원 시스템 구축 검토안</w:t>
+      </w:r>
+    </w:p>
+    <w:p/>
+    <w:p>
+      <w:pPr>
         <w:pStyle w:val="Heading1"/>
       </w:pPr>
       <w:r>
+        <w:t>1. 시스템 소개</w:t>
+      </w:r>
+    </w:p>
+    <w:p/>
+    <w:p>
+      <w:r>
+        <w:t>본 검토안은 사내 폐쇄망 내부에서 동작하는 **AI 기반 개발지원 시스템** 구축 제안입니다.</w:t>
+      </w:r>
+    </w:p>
+    <w:p/>
+    <w:p>
+      <w:r>
+        <w:t>구성 개념:</w:t>
+      </w:r>
+    </w:p>
+    <w:p>
+      <w:pPr>
+        <w:pStyle w:val="ListBullet"/>
+      </w:pPr>
+      <w:r>
+        <w:t>**Owner AI**: 작업 브랜치에서 코드 수정, 테스트 실행, PR 생성 지원</w:t>
+      </w:r>
+    </w:p>
+    <w:p>
+      <w:pPr>
+        <w:pStyle w:val="ListBullet"/>
+      </w:pPr>
+      <w:r>
+        <w:t>**Reviewer AI**: 변경사항 검토, 테스트 결과 확인, 승인/반려 판단 지원</w:t>
+      </w:r>
+    </w:p>
+    <w:p>
+      <w:pPr>
+        <w:pStyle w:val="ListBullet"/>
+      </w:pPr>
+      <w:r>
+        <w:t>**Orchestrator**: 작업 배정, workspace 할당, 상태 관리, 감사 로그 저장</w:t>
+      </w:r>
+    </w:p>
+    <w:p>
+      <w:pPr>
+        <w:pStyle w:val="ListBullet"/>
+      </w:pPr>
+      <w:r>
+        <w:t>**내부 Git / Jenkins 연동**: branch/PR 기준 빌드 및 테스트 자동화</w:t>
+      </w:r>
+    </w:p>
+    <w:p/>
+    <w:p>
+      <w:r>
+        <w:t>운영 전제:</w:t>
+      </w:r>
+    </w:p>
+    <w:p>
+      <w:pPr>
+        <w:pStyle w:val="ListBullet"/>
+      </w:pPr>
+      <w:r>
+        <w:t>외부망 통신 없음</w:t>
+      </w:r>
+    </w:p>
+    <w:p>
+      <w:pPr>
+        <w:pStyle w:val="ListBullet"/>
+      </w:pPr>
+      <w:r>
+        <w:t>소스 외부 유출 금지</w:t>
+      </w:r>
+    </w:p>
+    <w:p>
+      <w:pPr>
+        <w:pStyle w:val="ListBullet"/>
+      </w:pPr>
+      <w:r>
+        <w:t>**기존 Git/Jenkins 장비 재사용**</w:t>
+      </w:r>
+    </w:p>
+    <w:p>
+      <w:pPr>
+        <w:pStyle w:val="ListBullet"/>
+      </w:pPr>
+      <w:r>
+        <w:t>팀별 또는 개인별 workspace 분리 운영</w:t>
+      </w:r>
+    </w:p>
+    <w:p>
+      <w:pPr>
+        <w:pStyle w:val="ListBullet"/>
+      </w:pPr>
+      <w:r>
+        <w:t>구축 작업은 **회사 내부 인력 수행** 전제</w:t>
+      </w:r>
+    </w:p>
+    <w:p/>
+    <w:p>
+      <w:r>
+        <w:t>---</w:t>
+      </w:r>
+    </w:p>
+    <w:p/>
+    <w:p>
+      <w:pPr>
+        <w:pStyle w:val="Heading1"/>
+      </w:pPr>
+      <w:r>
+        <w:t>2. 시스템 시각화</w:t>
+      </w:r>
+    </w:p>
+    <w:p/>
+    <w:p>
+      <w:pPr>
+        <w:pStyle w:val="Heading2"/>
+      </w:pPr>
+      <w:r>
+        <w:t>2-1. 전체 구성도</w:t>
+      </w:r>
+    </w:p>
+    <w:p/>
+    <w:p>
+      <w:r>
+        <w:t>flowchart LR</w:t>
+      </w:r>
+    </w:p>
+    <w:p>
+      <w:r>
+        <w:t xml:space="preserve">    U[사용자/개발자] --&gt; O[오케스트레이터]</w:t>
+      </w:r>
+    </w:p>
+    <w:p>
+      <w:r>
+        <w:t xml:space="preserve">    O --&gt; T[Task 관리]</w:t>
+      </w:r>
+    </w:p>
+    <w:p>
+      <w:r>
+        <w:t xml:space="preserve">    O --&gt; W[Workspace Allocator]</w:t>
+      </w:r>
+    </w:p>
+    <w:p>
+      <w:r>
+        <w:t xml:space="preserve">    O --&gt; L[감사 로그 / 상태 저장]</w:t>
+      </w:r>
+    </w:p>
+    <w:p/>
+    <w:p>
+      <w:r>
+        <w:t xml:space="preserve">    W --&gt; WS1[개발1팀 Workspace]</w:t>
+      </w:r>
+    </w:p>
+    <w:p>
+      <w:r>
+        <w:t xml:space="preserve">    W --&gt; WS2[개발2팀 Workspace]</w:t>
+      </w:r>
+    </w:p>
+    <w:p>
+      <w:r>
+        <w:t xml:space="preserve">    W --&gt; WS3[개발3팀 Workspace]</w:t>
+      </w:r>
+    </w:p>
+    <w:p>
+      <w:r>
+        <w:t xml:space="preserve">    W --&gt; WS4[개발4팀 Workspace]</w:t>
+      </w:r>
+    </w:p>
+    <w:p/>
+    <w:p>
+      <w:r>
+        <w:t xml:space="preserve">    O --&gt; OW[Owner AI]</w:t>
+      </w:r>
+    </w:p>
+    <w:p>
+      <w:r>
+        <w:t xml:space="preserve">    O --&gt; RV[Reviewer AI]</w:t>
+      </w:r>
+    </w:p>
+    <w:p/>
+    <w:p>
+      <w:r>
+        <w:t xml:space="preserve">    OW --&gt; G[기존 내부 Git]</w:t>
+      </w:r>
+    </w:p>
+    <w:p>
+      <w:r>
+        <w:t xml:space="preserve">    OW --&gt; J[기존 Jenkins]</w:t>
+      </w:r>
+    </w:p>
+    <w:p>
+      <w:r>
+        <w:t xml:space="preserve">    RV --&gt; G</w:t>
+      </w:r>
+    </w:p>
+    <w:p>
+      <w:r>
+        <w:t xml:space="preserve">    RV --&gt; J</w:t>
+      </w:r>
+    </w:p>
+    <w:p/>
+    <w:p>
+      <w:r>
+        <w:t xml:space="preserve">    G --&gt; PR[Branch / PR]</w:t>
+      </w:r>
+    </w:p>
+    <w:p>
+      <w:r>
+        <w:t xml:space="preserve">    J --&gt; R[Build / Test Result]</w:t>
+      </w:r>
+    </w:p>
+    <w:p>
+      <w:r>
+        <w:t xml:space="preserve">    PR --&gt; O</w:t>
+      </w:r>
+    </w:p>
+    <w:p>
+      <w:r>
+        <w:t xml:space="preserve">    R --&gt; O</w:t>
+      </w:r>
+    </w:p>
+    <w:p/>
+    <w:p>
+      <w:pPr>
+        <w:pStyle w:val="Heading2"/>
+      </w:pPr>
+      <w:r>
+        <w:t>2-2. 권장 인프라 구성</w:t>
+      </w:r>
+    </w:p>
+    <w:p/>
+    <w:p>
+      <w:r>
+        <w:t>flowchart LR</w:t>
+      </w:r>
+    </w:p>
+    <w:p>
+      <w:r>
+        <w:t xml:space="preserve">    subgraph 기존장비[기존 장비]</w:t>
+      </w:r>
+    </w:p>
+    <w:p>
+      <w:r>
+        <w:t xml:space="preserve">        GIT[기존 내부 Git 서버]</w:t>
+      </w:r>
+    </w:p>
+    <w:p>
+      <w:r>
+        <w:t xml:space="preserve">        JENKINS[기존 Jenkins Controller]</w:t>
+      </w:r>
+    </w:p>
+    <w:p>
+      <w:r>
+        <w:t xml:space="preserve">    end</w:t>
+      </w:r>
+    </w:p>
+    <w:p/>
+    <w:p>
+      <w:r>
+        <w:t xml:space="preserve">    subgraph 신규장비[신규 장비]</w:t>
+      </w:r>
+    </w:p>
+    <w:p>
+      <w:r>
+        <w:t xml:space="preserve">        GPU[중간형 GPU 서버]</w:t>
+      </w:r>
+    </w:p>
+    <w:p>
+      <w:r>
+        <w:t xml:space="preserve">        NAS[스토리지 / 백업 / UPS]</w:t>
+      </w:r>
+    </w:p>
+    <w:p>
+      <w:r>
+        <w:t xml:space="preserve">    end</w:t>
+      </w:r>
+    </w:p>
+    <w:p/>
+    <w:p>
+      <w:r>
+        <w:t xml:space="preserve">    DEV[개발자] --&gt; O[오케스트레이터]</w:t>
+      </w:r>
+    </w:p>
+    <w:p>
+      <w:r>
+        <w:t xml:space="preserve">    O --&gt; GPU</w:t>
+      </w:r>
+    </w:p>
+    <w:p>
+      <w:r>
+        <w:t xml:space="preserve">    GPU --&gt; GIT</w:t>
+      </w:r>
+    </w:p>
+    <w:p>
+      <w:r>
+        <w:t xml:space="preserve">    GIT --&gt; JENKINS</w:t>
+      </w:r>
+    </w:p>
+    <w:p>
+      <w:r>
+        <w:t xml:space="preserve">    JENKINS --&gt; GPU</w:t>
+      </w:r>
+    </w:p>
+    <w:p>
+      <w:r>
+        <w:t xml:space="preserve">    GPU --&gt; NAS</w:t>
+      </w:r>
+    </w:p>
+    <w:p/>
+    <w:p>
+      <w:pPr>
+        <w:pStyle w:val="Heading2"/>
+      </w:pPr>
+      <w:r>
+        <w:t>2-3. 실제 동작 흐름</w:t>
+      </w:r>
+    </w:p>
+    <w:p/>
+    <w:p>
+      <w:r>
+        <w:t>flowchart TD</w:t>
+      </w:r>
+    </w:p>
+    <w:p>
+      <w:r>
+        <w:t xml:space="preserve">    A[작업 생성] --&gt; B[오케스트레이터가 Workspace 할당]</w:t>
+      </w:r>
+    </w:p>
+    <w:p>
+      <w:r>
+        <w:t xml:space="preserve">    B --&gt; C[Owner AI가 코드 수정]</w:t>
+      </w:r>
+    </w:p>
+    <w:p>
+      <w:r>
+        <w:t xml:space="preserve">    C --&gt; D[내부 Git 브랜치 push]</w:t>
+      </w:r>
+    </w:p>
+    <w:p>
+      <w:r>
+        <w:t xml:space="preserve">    D --&gt; E[Jenkins 빌드/테스트 실행]</w:t>
+      </w:r>
+    </w:p>
+    <w:p>
+      <w:r>
+        <w:t xml:space="preserve">    E --&gt; F[Reviewer AI가 diff + 결과 검토]</w:t>
+      </w:r>
+    </w:p>
+    <w:p>
+      <w:r>
+        <w:t xml:space="preserve">    F --&gt; G{승인 여부}</w:t>
+      </w:r>
+    </w:p>
+    <w:p>
+      <w:r>
+        <w:t xml:space="preserve">    G -- 승인 --&gt; H[PR 유지 / 완료]</w:t>
+      </w:r>
+    </w:p>
+    <w:p>
+      <w:r>
+        <w:t xml:space="preserve">    G -- 반려 --&gt; I[Owner 재작업]</w:t>
+      </w:r>
+    </w:p>
+    <w:p>
+      <w:r>
+        <w:t xml:space="preserve">    I --&gt; C</w:t>
+      </w:r>
+    </w:p>
+    <w:p/>
+    <w:p>
+      <w:pPr>
+        <w:pStyle w:val="Heading2"/>
+      </w:pPr>
+      <w:r>
+        <w:t>2-4. 역할 분리 구조</w:t>
+      </w:r>
+    </w:p>
+    <w:p/>
+    <w:p>
+      <w:r>
+        <w:t>flowchart LR</w:t>
+      </w:r>
+    </w:p>
+    <w:p>
+      <w:r>
+        <w:t xml:space="preserve">    subgraph 역할</w:t>
+      </w:r>
+    </w:p>
+    <w:p>
+      <w:r>
+        <w:t xml:space="preserve">        OW[Owner AI]</w:t>
+      </w:r>
+    </w:p>
+    <w:p>
+      <w:r>
+        <w:t xml:space="preserve">        RV[Reviewer AI]</w:t>
+      </w:r>
+    </w:p>
+    <w:p>
+      <w:r>
+        <w:t xml:space="preserve">        AR[Arbiter AI - 선택]</w:t>
+      </w:r>
+    </w:p>
+    <w:p>
+      <w:r>
+        <w:t xml:space="preserve">    end</w:t>
+      </w:r>
+    </w:p>
+    <w:p/>
+    <w:p>
+      <w:r>
+        <w:t xml:space="preserve">    OW --&gt;|코드 수정 / 테스트 / PR 생성| X[작업 브랜치]</w:t>
+      </w:r>
+    </w:p>
+    <w:p>
+      <w:r>
+        <w:t xml:space="preserve">    RV --&gt;|diff 검토 / 결과 검토 / 승인 반려| X</w:t>
+      </w:r>
+    </w:p>
+    <w:p>
+      <w:r>
+        <w:t xml:space="preserve">    AR --&gt;|충돌 시 판정| X</w:t>
+      </w:r>
+    </w:p>
+    <w:p/>
+    <w:p>
+      <w:r>
+        <w:t>---</w:t>
+      </w:r>
+    </w:p>
+    <w:p/>
+    <w:p>
+      <w:pPr>
+        <w:pStyle w:val="Heading1"/>
+      </w:pPr>
+      <w:r>
+        <w:t>3. 예상 비용</w:t>
+      </w:r>
+    </w:p>
+    <w:p/>
+    <w:p>
+      <w:pPr>
+        <w:pStyle w:val="Heading2"/>
+      </w:pPr>
+      <w:r>
+        <w:t>3-1. 초기 장비비(1회, 인건비 제외)</w:t>
+      </w:r>
+    </w:p>
+    <w:p/>
+    <w:p>
+      <w:r>
+        <w:t>| 항목 | 권장 구성 | 예상 비용 |</w:t>
+      </w:r>
+    </w:p>
+    <w:p>
+      <w:r>
+        <w:t>|---|---|---:|</w:t>
+      </w:r>
+    </w:p>
+    <w:p>
+      <w:r>
+        <w:t>| GPU 서버 | 중간형 (RTX 6000 Ada / A6000 / L40S 급, RAM 256GB) | 4,000만 ~ 6,500만원 |</w:t>
+      </w:r>
+    </w:p>
+    <w:p>
+      <w:r>
+        <w:t>| 스토리지/백업/UPS | NAS, 백업 스토리지, UPS 등 | 300만 ~ 1,200만원 |</w:t>
+      </w:r>
+    </w:p>
+    <w:p>
+      <w:r>
+        <w:t>| **초기 장비비 합계** | **기존 Git/Jenkins 재사용 기준** | **4,300만 ~ 7,700만원** |</w:t>
+      </w:r>
+    </w:p>
+    <w:p/>
+    <w:p>
+      <w:pPr>
+        <w:pStyle w:val="Heading2"/>
+      </w:pPr>
+      <w:r>
+        <w:t>3-2. 소프트웨어/라이선스 비용</w:t>
+      </w:r>
+    </w:p>
+    <w:p/>
+    <w:p>
+      <w:r>
+        <w:t>| 항목 | 비용 | 비고 |</w:t>
+      </w:r>
+    </w:p>
+    <w:p>
+      <w:r>
+        <w:t>|---|---:|---|</w:t>
+      </w:r>
+    </w:p>
+    <w:p>
+      <w:r>
+        <w:t>| Jenkins | 0원 | 기존 장비 재사용 / 오픈소스 |</w:t>
+      </w:r>
+    </w:p>
+    <w:p>
+      <w:r>
+        <w:t>| 내부 Git (Gitea Self-Managed) | 0원 | 기존 장비 재사용 / 오픈소스 |</w:t>
+      </w:r>
+    </w:p>
+    <w:p>
+      <w:r>
+        <w:t>| 내부 Git (GitLab Self-Managed Free) | 0원부터 | 기존 장비 재사용 가능 |</w:t>
+      </w:r>
+    </w:p>
+    <w:p>
+      <w:r>
+        <w:t>| 내부 LLM 모델 | 0원부터 | 오픈소스 모델 기준, 반입/운영 비용 별도 |</w:t>
+      </w:r>
+    </w:p>
+    <w:p/>
+    <w:p>
+      <w:pPr>
+        <w:pStyle w:val="Heading2"/>
+      </w:pPr>
+      <w:r>
+        <w:t>3-3. 월간 운영비</w:t>
+      </w:r>
+    </w:p>
+    <w:p/>
+    <w:p>
+      <w:r>
+        <w:t>| 구분 | 예상 비용 |</w:t>
+      </w:r>
+    </w:p>
+    <w:p>
+      <w:r>
+        <w:t>|---|---:|</w:t>
+      </w:r>
+    </w:p>
+    <w:p>
+      <w:r>
+        <w:t>| 인프라/실비 운영비 | 100만 ~ 220만원/월 |</w:t>
+      </w:r>
+    </w:p>
+    <w:p>
+      <w:r>
+        <w:t>| 운영관리 시간을 별도 비용으로 제외할 경우 | 50만 ~ 120만원/월 |</w:t>
+      </w:r>
+    </w:p>
+    <w:p/>
+    <w:p>
+      <w:pPr>
+        <w:pStyle w:val="Heading2"/>
+      </w:pPr>
+      <w:r>
+        <w:t>3-4. 연간 운영비</w:t>
+      </w:r>
+    </w:p>
+    <w:p/>
+    <w:p>
+      <w:r>
+        <w:t>| 구분 | 예상 비용 |</w:t>
+      </w:r>
+    </w:p>
+    <w:p>
+      <w:r>
+        <w:t>|---|---:|</w:t>
+      </w:r>
+    </w:p>
+    <w:p>
+      <w:r>
+        <w:t>| 인프라/실비 운영비 | 1,200만 ~ 2,640만원/년 |</w:t>
+      </w:r>
+    </w:p>
+    <w:p>
+      <w:r>
+        <w:t>| 운영관리 시간을 별도 비용으로 제외할 경우 | 600만 ~ 1,440만원/년 |</w:t>
+      </w:r>
+    </w:p>
+    <w:p/>
+    <w:p>
+      <w:pPr>
+        <w:pStyle w:val="Heading2"/>
+      </w:pPr>
+      <w:r>
+        <w:t>3-5. 세부 견적 예시 (중간형 기준)</w:t>
+      </w:r>
+    </w:p>
+    <w:p/>
+    <w:p>
+      <w:r>
+        <w:t>| 항목 | 수량 | 단가(예상) | 합계(예상) | 비고 |</w:t>
+      </w:r>
+    </w:p>
+    <w:p>
+      <w:r>
+        <w:t>|---|---:|---:|---:|---|</w:t>
+      </w:r>
+    </w:p>
+    <w:p>
+      <w:r>
+        <w:t>| GPU 서버 | 1 | 4,000만 ~ 6,500만원 | 4,000만 ~ 6,500만원 | 중간형 GPU 2장 기준 서버/워크스테이션 |</w:t>
+      </w:r>
+    </w:p>
+    <w:p>
+      <w:r>
+        <w:t>| NAS/백업 스토리지 | 1식 | 200만 ~ 700만원 | 200만 ~ 700만원 | 내부 백업/이력 저장 |</w:t>
+      </w:r>
+    </w:p>
+    <w:p>
+      <w:r>
+        <w:t>| UPS | 1식 | 100만 ~ 500만원 | 100만 ~ 500만원 | 정전 보호 |</w:t>
+      </w:r>
+    </w:p>
+    <w:p>
+      <w:r>
+        <w:t>| 네트워크/부대자재 | 1식 | 0만 ~ 0원 | 0원 | 기존 Git/Jenkins 환경 활용 가정 |</w:t>
+      </w:r>
+    </w:p>
+    <w:p>
+      <w:r>
+        <w:t>| **총합** |  |  | **4,300만 ~ 7,700만원** | 장비비만 산정 |</w:t>
+      </w:r>
+    </w:p>
+    <w:p/>
+    <w:p>
+      <w:r>
+        <w:t>권장안:</w:t>
+      </w:r>
+    </w:p>
+    <w:p>
+      <w:pPr>
+        <w:pStyle w:val="ListBullet"/>
+      </w:pPr>
+      <w:r>
+        <w:t>50명 이내 회사 기준 **중간형 GPU 서버 1대**가 현실적</w:t>
+      </w:r>
+    </w:p>
+    <w:p>
+      <w:pPr>
+        <w:pStyle w:val="ListBullet"/>
+      </w:pPr>
+      <w:r>
+        <w:t>**기존 Git/Jenkins 장비 재사용** 전제 시 비용 효율이 가장 좋음</w:t>
+      </w:r>
+    </w:p>
+    <w:p>
+      <w:pPr>
+        <w:pStyle w:val="ListBullet"/>
+      </w:pPr>
+      <w:r>
+        <w:t>운영 범위는 **저장소 1개, 팀 1개 기준 MVP**로 작게 시작 권장</w:t>
+      </w:r>
+    </w:p>
+    <w:p/>
+    <w:p>
+      <w:r>
+        <w:t>---</w:t>
+      </w:r>
+    </w:p>
+    <w:p/>
+    <w:p>
+      <w:pPr>
+        <w:pStyle w:val="Heading1"/>
+      </w:pPr>
+      <w:r>
+        <w:t>4. 구축 방법</w:t>
+      </w:r>
+    </w:p>
+    <w:p/>
+    <w:p>
+      <w:pPr>
+        <w:pStyle w:val="Heading2"/>
+      </w:pPr>
+      <w:r>
+        <w:t>단계별 구축</w:t>
+      </w:r>
+    </w:p>
+    <w:p/>
+    <w:p>
+      <w:r>
+        <w:t>#### 1단계: Reviewer 우선 도입</w:t>
+      </w:r>
+    </w:p>
+    <w:p>
+      <w:pPr>
+        <w:pStyle w:val="ListBullet"/>
+      </w:pPr>
+      <w:r>
+        <w:t>diff 읽기</w:t>
+      </w:r>
+    </w:p>
+    <w:p>
+      <w:pPr>
+        <w:pStyle w:val="ListBullet"/>
+      </w:pPr>
+      <w:r>
+        <w:t>테스트 실행</w:t>
+      </w:r>
+    </w:p>
+    <w:p>
+      <w:pPr>
+        <w:pStyle w:val="ListBullet"/>
+      </w:pPr>
+      <w:r>
+        <w:t>리뷰 결과 생성</w:t>
+      </w:r>
+    </w:p>
+    <w:p/>
+    <w:p>
+      <w:r>
+        <w:t>#### 2단계: Owner 기능 추가</w:t>
+      </w:r>
+    </w:p>
+    <w:p>
+      <w:pPr>
+        <w:pStyle w:val="ListBullet"/>
+      </w:pPr>
+      <w:r>
+        <w:t>작업 브랜치 수정</w:t>
+      </w:r>
+    </w:p>
+    <w:p>
+      <w:pPr>
+        <w:pStyle w:val="ListBullet"/>
+      </w:pPr>
+      <w:r>
+        <w:t>테스트 실행</w:t>
+      </w:r>
+    </w:p>
+    <w:p>
+      <w:pPr>
+        <w:pStyle w:val="ListBullet"/>
+      </w:pPr>
+      <w:r>
+        <w:t>PR 생성</w:t>
+      </w:r>
+    </w:p>
+    <w:p/>
+    <w:p>
+      <w:r>
+        <w:t>#### 3단계: 승인/반려 루프 구축</w:t>
+      </w:r>
+    </w:p>
+    <w:p>
+      <w:pPr>
+        <w:pStyle w:val="ListBullet"/>
+      </w:pPr>
+      <w:r>
+        <w:t>Owner 작업 -&gt; Reviewer 검토 -&gt; 승인/반려</w:t>
+      </w:r>
+    </w:p>
+    <w:p>
+      <w:pPr>
+        <w:pStyle w:val="ListBullet"/>
+      </w:pPr>
+      <w:r>
+        <w:t>재작업 자동화</w:t>
+      </w:r>
+    </w:p>
+    <w:p/>
+    <w:p>
+      <w:r>
+        <w:t>#### 4단계: 확대 적용</w:t>
+      </w:r>
+    </w:p>
+    <w:p>
+      <w:pPr>
+        <w:pStyle w:val="ListBullet"/>
+      </w:pPr>
+      <w:r>
+        <w:t>팀별 workspace 분리</w:t>
+      </w:r>
+    </w:p>
+    <w:p>
+      <w:pPr>
+        <w:pStyle w:val="ListBullet"/>
+      </w:pPr>
+      <w:r>
+        <w:t>여러 저장소 확장</w:t>
+      </w:r>
+    </w:p>
+    <w:p>
+      <w:pPr>
+        <w:pStyle w:val="ListBullet"/>
+      </w:pPr>
+      <w:r>
+        <w:t>필요 시 Arbiter AI 도입</w:t>
+      </w:r>
+    </w:p>
+    <w:p/>
+    <w:p>
+      <w:r>
+        <w:t>---</w:t>
+      </w:r>
+    </w:p>
+    <w:p/>
+    <w:p>
+      <w:pPr>
+        <w:pStyle w:val="Heading1"/>
+      </w:pPr>
+      <w:r>
+        <w:t>5. 장점</w:t>
+      </w:r>
+    </w:p>
+    <w:p/>
+    <w:p>
+      <w:pPr>
+        <w:pStyle w:val="ListBullet"/>
+      </w:pPr>
+      <w:r>
+        <w:t>외부망 연결 없이 사내망 내부에서만 운용 가능</w:t>
+      </w:r>
+    </w:p>
+    <w:p>
+      <w:pPr>
+        <w:pStyle w:val="ListBullet"/>
+      </w:pPr>
+      <w:r>
+        <w:t>소스 외부 유출 위험 최소화</w:t>
+      </w:r>
+    </w:p>
+    <w:p>
+      <w:pPr>
+        <w:pStyle w:val="ListBullet"/>
+      </w:pPr>
+      <w:r>
+        <w:t>반복적인 코드 리뷰/테스트 확인/브랜치 작업 부담 감소</w:t>
+      </w:r>
+    </w:p>
+    <w:p>
+      <w:pPr>
+        <w:pStyle w:val="ListBullet"/>
+      </w:pPr>
+      <w:r>
+        <w:t>branch/PR 기반으로 품질 관리 체계화 가능</w:t>
+      </w:r>
+    </w:p>
+    <w:p>
+      <w:pPr>
+        <w:pStyle w:val="ListBullet"/>
+      </w:pPr>
+      <w:r>
+        <w:t>기존 Git/Jenkins 장비를 그대로 활용할 수 있어 초기 장비비 절감 가능</w:t>
+      </w:r>
+    </w:p>
+    <w:p/>
+    <w:p>
+      <w:r>
+        <w:t>---</w:t>
+      </w:r>
+    </w:p>
+    <w:p/>
+    <w:p>
+      <w:pPr>
+        <w:pStyle w:val="Heading1"/>
+      </w:pPr>
+      <w:r>
+        <w:t>6. 단점 및 리스크</w:t>
+      </w:r>
+    </w:p>
+    <w:p/>
+    <w:p>
+      <w:pPr>
+        <w:pStyle w:val="ListBullet"/>
+      </w:pPr>
+      <w:r>
+        <w:t>초기 GPU 장비 비용이 큼</w:t>
+      </w:r>
+    </w:p>
+    <w:p>
+      <w:pPr>
+        <w:pStyle w:val="ListBullet"/>
+      </w:pPr>
+      <w:r>
+        <w:t>GPU 및 내부 모델 운영 부담이 발생함</w:t>
+      </w:r>
+    </w:p>
+    <w:p>
+      <w:pPr>
+        <w:pStyle w:val="ListBullet"/>
+      </w:pPr>
+      <w:r>
+        <w:t>상용 SaaS 대비 품질이 낮을 수 있음</w:t>
+      </w:r>
+    </w:p>
+    <w:p>
+      <w:pPr>
+        <w:pStyle w:val="ListBullet"/>
+      </w:pPr>
+      <w:r>
+        <w:t>잘못된 수정/리뷰 결과 가능성 존재</w:t>
+      </w:r>
+    </w:p>
+    <w:p>
+      <w:pPr>
+        <w:pStyle w:val="ListBullet"/>
+      </w:pPr>
+      <w:r>
+        <w:t>AI 결과를 사람이 최종 검토해야 함</w:t>
+      </w:r>
+    </w:p>
+    <w:p>
+      <w:pPr>
+        <w:pStyle w:val="ListBullet"/>
+      </w:pPr>
+      <w:r>
+        <w:t>내부 운영 인력이 필요하며, 전담 인력이 없으면 특정 개발자에게 부담이 집중될 수 있음</w:t>
+      </w:r>
+    </w:p>
+    <w:p/>
+    <w:p>
+      <w:pPr>
+        <w:pStyle w:val="Heading2"/>
+      </w:pPr>
+      <w:r>
+        <w:t>대응 방안</w:t>
+      </w:r>
+    </w:p>
+    <w:p>
+      <w:pPr>
+        <w:pStyle w:val="ListBullet"/>
+      </w:pPr>
+      <w:r>
+        <w:t>초기에는 Reviewer 중심 제한 운영</w:t>
+      </w:r>
+    </w:p>
+    <w:p>
+      <w:pPr>
+        <w:pStyle w:val="ListBullet"/>
+      </w:pPr>
+      <w:r>
+        <w:t>main/master 직접 수정 금지</w:t>
+      </w:r>
+    </w:p>
+    <w:p>
+      <w:pPr>
+        <w:pStyle w:val="ListBullet"/>
+      </w:pPr>
+      <w:r>
+        <w:t>branch/PR 기준 운영</w:t>
+      </w:r>
+    </w:p>
+    <w:p>
+      <w:pPr>
+        <w:pStyle w:val="ListBullet"/>
+      </w:pPr>
+      <w:r>
+        <w:t>Jenkins 결과 없는 완료 금지</w:t>
+      </w:r>
+    </w:p>
+    <w:p>
+      <w:pPr>
+        <w:pStyle w:val="ListBullet"/>
+      </w:pPr>
+      <w:r>
+        <w:t>작업 이력/승인 이력 전부 기록</w:t>
+      </w:r>
+    </w:p>
+    <w:p>
+      <w:pPr>
+        <w:pStyle w:val="ListBullet"/>
+      </w:pPr>
+      <w:r>
+        <w:t>기존 Git/Jenkins는 재사용하고 AI 장비만 신규 도입</w:t>
+      </w:r>
+    </w:p>
+    <w:p/>
+    <w:p>
+      <w:r>
+        <w:t>---</w:t>
+      </w:r>
+    </w:p>
+    <w:p/>
+    <w:p>
+      <w:pPr>
+        <w:pStyle w:val="Heading1"/>
+      </w:pPr>
+      <w:r>
+        <w:t>7. 어떻게 사용하는지</w:t>
+      </w:r>
+    </w:p>
+    <w:p/>
+    <w:p>
+      <w:r>
+        <w:t>1. 개발자가 작업 생성</w:t>
+      </w:r>
+    </w:p>
+    <w:p>
+      <w:r>
+        <w:t>2. 시스템이 workspace 할당</w:t>
+      </w:r>
+    </w:p>
+    <w:p>
+      <w:r>
+        <w:t>3. Owner AI가 코드 수정 및 테스트 수행</w:t>
+      </w:r>
+    </w:p>
+    <w:p>
+      <w:r>
+        <w:t>4. Jenkins가 빌드/테스트 실행</w:t>
+      </w:r>
+    </w:p>
+    <w:p>
+      <w:r>
+        <w:t>5. Reviewer AI가 결과 검토</w:t>
+      </w:r>
+    </w:p>
+    <w:p>
+      <w:r>
+        <w:t>6. 승인 시 PR 유지, 반려 시 재작업</w:t>
+      </w:r>
+    </w:p>
+    <w:p/>
+    <w:p>
+      <w:r>
+        <w:t xml:space="preserve">즉, 개발자를 대체하는 구조가 아니라  </w:t>
+      </w:r>
+    </w:p>
+    <w:p>
+      <w:r>
+        <w:t>**개발자의 반복 작업을 줄이고 검토 보조를 제공하는 구조**로 운영합니다.</w:t>
+      </w:r>
+    </w:p>
+    <w:p/>
+    <w:p>
+      <w:r>
+        <w:t>---</w:t>
+      </w:r>
+    </w:p>
+    <w:p/>
+    <w:p>
+      <w:pPr>
+        <w:pStyle w:val="Heading1"/>
+      </w:pPr>
+      <w:r>
+        <w:t>8. 필요한 장비</w:t>
+      </w:r>
+    </w:p>
+    <w:p/>
+    <w:p>
+      <w:pPr>
+        <w:pStyle w:val="Heading2"/>
+      </w:pPr>
+      <w:r>
+        <w:t>최소 권장 장비</w:t>
+      </w:r>
+    </w:p>
+    <w:p>
+      <w:pPr>
+        <w:pStyle w:val="ListBullet"/>
+      </w:pPr>
+      <w:r>
+        <w:t>**GPU 서버 1대**</w:t>
+      </w:r>
+    </w:p>
+    <w:p>
+      <w:r>
+        <w:t xml:space="preserve">  - 중간형 GPU 장비</w:t>
+      </w:r>
+    </w:p>
+    <w:p>
+      <w:r>
+        <w:t xml:space="preserve">  - RAM 256GB 기준</w:t>
+      </w:r>
+    </w:p>
+    <w:p>
+      <w:r>
+        <w:t xml:space="preserve">  - 내부 LLM / Owner / Reviewer / 오케스트레이터 / workspace 운영</w:t>
+      </w:r>
+    </w:p>
+    <w:p>
+      <w:pPr>
+        <w:pStyle w:val="ListBullet"/>
+      </w:pPr>
+      <w:r>
+        <w:t>**기존 Git/Jenkins 장비 재사용**</w:t>
+      </w:r>
+    </w:p>
+    <w:p>
+      <w:pPr>
+        <w:pStyle w:val="ListBullet"/>
+      </w:pPr>
+      <w:r>
+        <w:t>NAS 또는 백업 스토리지</w:t>
+      </w:r>
+    </w:p>
+    <w:p>
+      <w:pPr>
+        <w:pStyle w:val="ListBullet"/>
+      </w:pPr>
+      <w:r>
+        <w:t>UPS</w:t>
+      </w:r>
+    </w:p>
+    <w:p/>
+    <w:p>
+      <w:pPr>
+        <w:pStyle w:val="Heading2"/>
+      </w:pPr>
+      <w:r>
+        <w:t>권장 운영 장비 구성</w:t>
+      </w:r>
+    </w:p>
+    <w:p>
+      <w:pPr>
+        <w:pStyle w:val="ListBullet"/>
+      </w:pPr>
+      <w:r>
+        <w:t>**중간형 GPU 서버 1대 + 기존 Git/Jenkins 장비 재사용**</w:t>
+      </w:r>
+    </w:p>
+    <w:p>
+      <w:pPr>
+        <w:pStyle w:val="ListBullet"/>
+      </w:pPr>
+      <w:r>
+        <w:t>팀 1개 / 저장소 1개 MVP 운영 가능 수준</w:t>
+      </w:r>
+    </w:p>
+    <w:p>
+      <w:pPr>
+        <w:pStyle w:val="ListBullet"/>
+      </w:pPr>
+      <w:r>
+        <w:t>운영 안정화 후 필요 시 GPU 서버 추가 증설 검토</w:t>
+      </w:r>
+    </w:p>
+    <w:p/>
+    <w:p>
+      <w:pPr>
+        <w:pStyle w:val="Heading2"/>
+      </w:pPr>
+      <w:r>
+        <w:t>운영 환경</w:t>
+      </w:r>
+    </w:p>
+    <w:p>
+      <w:pPr>
+        <w:pStyle w:val="ListBullet"/>
+      </w:pPr>
+      <w:r>
+        <w:t>폐쇄망 내부 전용 네트워크</w:t>
+      </w:r>
+    </w:p>
+    <w:p>
+      <w:pPr>
+        <w:pStyle w:val="ListBullet"/>
+      </w:pPr>
+      <w:r>
+        <w:t>팀별 또는 개인별 workspace 운영 환경</w:t>
+      </w:r>
+    </w:p>
+    <w:p>
+      <w:pPr>
+        <w:pStyle w:val="ListBullet"/>
+      </w:pPr>
+      <w:r>
+        <w:t>작업/로그/승인 이력 저장용 서버 또는 DB</w:t>
+      </w:r>
+    </w:p>
+    <w:p/>
+    <w:p>
+      <w:r>
+        <w:t>---</w:t>
+      </w:r>
+    </w:p>
+    <w:p/>
+    <w:p>
+      <w:pPr>
+        <w:pStyle w:val="Heading1"/>
+      </w:pPr>
+      <w:r>
+        <w:t>9. PPT 1장 발표용 요약 문구</w:t>
+      </w:r>
+    </w:p>
+    <w:p/>
+    <w:p>
+      <w:pPr>
+        <w:pStyle w:val="Heading2"/>
+      </w:pPr>
+      <w:r>
+        <w:t>제목</w:t>
+      </w:r>
+    </w:p>
+    <w:p>
+      <w:r>
         <w:t>사내 폐쇄망 AI 개발지원 시스템 구축 검토안</w:t>
       </w:r>
     </w:p>
@@ -16,19 +1203,89 @@
         <w:pStyle w:val="Heading2"/>
       </w:pPr>
       <w:r>
-        <w:t>1. 시스템 소개</w:t>
+        <w:t>배경</w:t>
+      </w:r>
+    </w:p>
+    <w:p>
+      <w:pPr>
+        <w:pStyle w:val="ListBullet"/>
+      </w:pPr>
+      <w:r>
+        <w:t>반복적인 코드 리뷰, 테스트 확인, 브랜치 작업 부담 증가</w:t>
+      </w:r>
+    </w:p>
+    <w:p>
+      <w:pPr>
+        <w:pStyle w:val="ListBullet"/>
+      </w:pPr>
+      <w:r>
+        <w:t>외부 SaaS AI는 소스 외부 유출 위험으로 활용 제한</w:t>
+      </w:r>
+    </w:p>
+    <w:p>
+      <w:pPr>
+        <w:pStyle w:val="ListBullet"/>
+      </w:pPr>
+      <w:r>
+        <w:t>폐쇄망 내부에서만 동작하는 AI 개발지원 체계 필요</w:t>
       </w:r>
     </w:p>
     <w:p/>
     <w:p>
-      <w:r>
-        <w:t>본 검토안은 사내 폐쇄망 내부에서 동작하는 AI 기반 개발지원 시스템 구축 제안입니다.</w:t>
+      <w:pPr>
+        <w:pStyle w:val="Heading2"/>
+      </w:pPr>
+      <w:r>
+        <w:t>제안 내용</w:t>
+      </w:r>
+    </w:p>
+    <w:p>
+      <w:pPr>
+        <w:pStyle w:val="ListBullet"/>
+      </w:pPr>
+      <w:r>
+        <w:t>Owner AI: 코드 수정 / 테스트 / PR 생성 지원</w:t>
+      </w:r>
+    </w:p>
+    <w:p>
+      <w:pPr>
+        <w:pStyle w:val="ListBullet"/>
+      </w:pPr>
+      <w:r>
+        <w:t>Reviewer AI: 변경사항 검토 / 승인·반려 판단 지원</w:t>
+      </w:r>
+    </w:p>
+    <w:p>
+      <w:pPr>
+        <w:pStyle w:val="ListBullet"/>
+      </w:pPr>
+      <w:r>
+        <w:t>기존 Git / Jenkins 재사용</w:t>
+      </w:r>
+    </w:p>
+    <w:p>
+      <w:pPr>
+        <w:pStyle w:val="ListBullet"/>
+      </w:pPr>
+      <w:r>
+        <w:t>팀별·개인별 workspace 분리 운영</w:t>
+      </w:r>
+    </w:p>
+    <w:p>
+      <w:pPr>
+        <w:pStyle w:val="ListBullet"/>
+      </w:pPr>
+      <w:r>
+        <w:t>**중간형 GPU 서버 1대 신규 도입 권장**</w:t>
       </w:r>
     </w:p>
     <w:p/>
     <w:p>
-      <w:r>
-        <w:t>구성 개념:</w:t>
+      <w:pPr>
+        <w:pStyle w:val="Heading2"/>
+      </w:pPr>
+      <w:r>
+        <w:t>기대 효과</w:t>
       </w:r>
     </w:p>
     <w:p>
@@ -36,7 +1293,7 @@
         <w:pStyle w:val="ListBullet"/>
       </w:pPr>
       <w:r>
-        <w:t>Owner AI: 작업 브랜치에서 코드 수정, 테스트 실행, PR 생성 지원</w:t>
+        <w:t>개발 생산성 향상</w:t>
       </w:r>
     </w:p>
     <w:p>
@@ -44,7 +1301,7 @@
         <w:pStyle w:val="ListBullet"/>
       </w:pPr>
       <w:r>
-        <w:t>Reviewer AI: 변경사항 검토, 테스트 결과 확인, 승인/반려 판단 지원</w:t>
+        <w:t>리뷰 및 테스트 검토 체계화</w:t>
       </w:r>
     </w:p>
     <w:p>
@@ -52,7 +1309,7 @@
         <w:pStyle w:val="ListBullet"/>
       </w:pPr>
       <w:r>
-        <w:t>Orchestrator: 작업 배정, workspace 할당, 상태 관리, 감사 로그 저장</w:t>
+        <w:t>소스 외부 유출 없이 내부망에서만 운용 가능</w:t>
       </w:r>
     </w:p>
     <w:p>
@@ -60,13 +1317,16 @@
         <w:pStyle w:val="ListBullet"/>
       </w:pPr>
       <w:r>
-        <w:t>내부 Git / Jenkins 연동: branch/PR 기준 빌드 및 테스트 자동화</w:t>
+        <w:t>기존 장비 활용으로 초기 투자 부담 완화</w:t>
       </w:r>
     </w:p>
     <w:p/>
     <w:p>
-      <w:r>
-        <w:t>운영 전제:</w:t>
+      <w:pPr>
+        <w:pStyle w:val="Heading2"/>
+      </w:pPr>
+      <w:r>
+        <w:t>비용</w:t>
       </w:r>
     </w:p>
     <w:p>
@@ -74,7 +1334,7 @@
         <w:pStyle w:val="ListBullet"/>
       </w:pPr>
       <w:r>
-        <w:t>외부망 통신 없음</w:t>
+        <w:t>초기 장비비: **4,300만 ~ 7,700만원**</w:t>
       </w:r>
     </w:p>
     <w:p>
@@ -82,7 +1342,7 @@
         <w:pStyle w:val="ListBullet"/>
       </w:pPr>
       <w:r>
-        <w:t>소스 외부 유출 금지</w:t>
+        <w:t>월간 운영비: **100만 ~ 220만원**</w:t>
       </w:r>
     </w:p>
     <w:p>
@@ -90,7 +1350,16 @@
         <w:pStyle w:val="ListBullet"/>
       </w:pPr>
       <w:r>
-        <w:t>기존 Git/Jenkins 장비 재사용</w:t>
+        <w:t>연간 운영비: **1,200만 ~ 2,640만원**</w:t>
+      </w:r>
+    </w:p>
+    <w:p/>
+    <w:p>
+      <w:pPr>
+        <w:pStyle w:val="Heading2"/>
+      </w:pPr>
+      <w:r>
+        <w:t>제안</w:t>
       </w:r>
     </w:p>
     <w:p>
@@ -98,7 +1367,7 @@
         <w:pStyle w:val="ListBullet"/>
       </w:pPr>
       <w:r>
-        <w:t>팀별 또는 개인별 workspace 분리 운영</w:t>
+        <w:t>**중간형 GPU 서버 1대 + 기존 Git/Jenkins 재사용**</w:t>
       </w:r>
     </w:p>
     <w:p>
@@ -106,1446 +1375,445 @@
         <w:pStyle w:val="ListBullet"/>
       </w:pPr>
       <w:r>
-        <w:t>구축 작업은 회사 내부 인력 수행 전제</w:t>
+        <w:t>**저장소 1개, 팀 1개 기준 MVP**부터 단계 도입 검토</w:t>
+      </w:r>
+    </w:p>
+    <w:p>
+      <w:pPr>
+        <w:pStyle w:val="ListBullet"/>
+      </w:pPr>
+      <w:r>
+        <w:t>안정화 후 확대 적용</w:t>
       </w:r>
     </w:p>
     <w:p/>
+    <w:p>
+      <w:pPr>
+        <w:pStyle w:val="Heading2"/>
+      </w:pPr>
+      <w:r>
+        <w:t>회의용 한 줄</w:t>
+      </w:r>
+    </w:p>
+    <w:p>
+      <w:r>
+        <w:t>외부 AI를 쓰자는 것이 아니라, **소스 외부 유출 없이 내부망에서만 동작하는 개발지원 시스템을 기존 Git/Jenkins 장비를 활용하여 중간형 GPU 서버 1대 기준으로 소규모 MVP부터 도입해 보자는 제안**입니다.</w:t>
+      </w:r>
+    </w:p>
     <w:p/>
+    <w:p>
+      <w:r>
+        <w:t>---</w:t>
+      </w:r>
+    </w:p>
     <w:p/>
     <w:p>
       <w:pPr>
+        <w:pStyle w:val="Heading1"/>
+      </w:pPr>
+      <w:r>
+        <w:t>10. 추진 일정표</w:t>
+      </w:r>
+    </w:p>
+    <w:p/>
+    <w:p>
+      <w:pPr>
         <w:pStyle w:val="Heading2"/>
       </w:pPr>
       <w:r>
-        <w:t>2. 시스템 시각화</w:t>
+        <w:t>2주 MVP 일정표</w:t>
       </w:r>
     </w:p>
     <w:p/>
     <w:p>
-      <w:pPr>
-        <w:pStyle w:val="Heading3"/>
-      </w:pPr>
-      <w:r>
-        <w:t>2-1. 전체 구성도</w:t>
+      <w:r>
+        <w:t>| 주차 | 작업 내용 | 산출물 |</w:t>
+      </w:r>
+    </w:p>
+    <w:p>
+      <w:r>
+        <w:t>|---|---|---|</w:t>
+      </w:r>
+    </w:p>
+    <w:p>
+      <w:r>
+        <w:t>| 1주차 | GPU 서버 준비, 내부 LLM 준비, 기존 Git/Jenkins 연동, Reviewer 기능 구현 | 리뷰 결과 생성 가능 |</w:t>
+      </w:r>
+    </w:p>
+    <w:p>
+      <w:r>
+        <w:t>| 2주차 | Owner 기능 추가, branch 작업, PR 생성, 승인/반려 루프 연결 | 저장소 1개 기준 MVP 동작 |</w:t>
       </w:r>
     </w:p>
     <w:p/>
     <w:p>
-      <w:r>
-        <w:rPr>
-          <w:rFonts w:ascii="Consolas" w:hAnsi="Consolas"/>
-          <w:sz w:val="18"/>
-        </w:rPr>
-        <w:t>flowchart LR</w:t>
-      </w:r>
-    </w:p>
-    <w:p>
-      <w:r>
-        <w:rPr>
-          <w:rFonts w:ascii="Consolas" w:hAnsi="Consolas"/>
-          <w:sz w:val="18"/>
-        </w:rPr>
-        <w:t xml:space="preserve">    U[사용자/개발자] --&gt; O[오케스트레이터]</w:t>
-      </w:r>
-    </w:p>
-    <w:p>
-      <w:r>
-        <w:rPr>
-          <w:rFonts w:ascii="Consolas" w:hAnsi="Consolas"/>
-          <w:sz w:val="18"/>
-        </w:rPr>
-        <w:t xml:space="preserve">    O --&gt; T[Task 관리]</w:t>
-      </w:r>
-    </w:p>
-    <w:p>
-      <w:r>
-        <w:rPr>
-          <w:rFonts w:ascii="Consolas" w:hAnsi="Consolas"/>
-          <w:sz w:val="18"/>
-        </w:rPr>
-        <w:t xml:space="preserve">    O --&gt; W[Workspace Allocator]</w:t>
-      </w:r>
-    </w:p>
-    <w:p>
-      <w:r>
-        <w:rPr>
-          <w:rFonts w:ascii="Consolas" w:hAnsi="Consolas"/>
-          <w:sz w:val="18"/>
-        </w:rPr>
-        <w:t xml:space="preserve">    O --&gt; L[감사 로그 / 상태 저장]</w:t>
-      </w:r>
-    </w:p>
-    <w:p>
-      <w:r>
-        <w:rPr>
-          <w:rFonts w:ascii="Consolas" w:hAnsi="Consolas"/>
-          <w:sz w:val="18"/>
-        </w:rPr>
-      </w:r>
-    </w:p>
-    <w:p>
-      <w:r>
-        <w:rPr>
-          <w:rFonts w:ascii="Consolas" w:hAnsi="Consolas"/>
-          <w:sz w:val="18"/>
-        </w:rPr>
-        <w:t xml:space="preserve">    W --&gt; WS1[개발1팀 Workspace]</w:t>
-      </w:r>
-    </w:p>
-    <w:p>
-      <w:r>
-        <w:rPr>
-          <w:rFonts w:ascii="Consolas" w:hAnsi="Consolas"/>
-          <w:sz w:val="18"/>
-        </w:rPr>
-        <w:t xml:space="preserve">    W --&gt; WS2[개발2팀 Workspace]</w:t>
-      </w:r>
-    </w:p>
-    <w:p>
-      <w:r>
-        <w:rPr>
-          <w:rFonts w:ascii="Consolas" w:hAnsi="Consolas"/>
-          <w:sz w:val="18"/>
-        </w:rPr>
-        <w:t xml:space="preserve">    W --&gt; WS3[개발3팀 Workspace]</w:t>
-      </w:r>
-    </w:p>
-    <w:p>
-      <w:r>
-        <w:rPr>
-          <w:rFonts w:ascii="Consolas" w:hAnsi="Consolas"/>
-          <w:sz w:val="18"/>
-        </w:rPr>
-        <w:t xml:space="preserve">    W --&gt; WS4[개발4팀 Workspace]</w:t>
-      </w:r>
-    </w:p>
-    <w:p>
-      <w:r>
-        <w:rPr>
-          <w:rFonts w:ascii="Consolas" w:hAnsi="Consolas"/>
-          <w:sz w:val="18"/>
-        </w:rPr>
-      </w:r>
-    </w:p>
-    <w:p>
-      <w:r>
-        <w:rPr>
-          <w:rFonts w:ascii="Consolas" w:hAnsi="Consolas"/>
-          <w:sz w:val="18"/>
-        </w:rPr>
-        <w:t xml:space="preserve">    O --&gt; OW[Owner AI]</w:t>
-      </w:r>
-    </w:p>
-    <w:p>
-      <w:r>
-        <w:rPr>
-          <w:rFonts w:ascii="Consolas" w:hAnsi="Consolas"/>
-          <w:sz w:val="18"/>
-        </w:rPr>
-        <w:t xml:space="preserve">    O --&gt; RV[Reviewer AI]</w:t>
-      </w:r>
-    </w:p>
-    <w:p>
-      <w:r>
-        <w:rPr>
-          <w:rFonts w:ascii="Consolas" w:hAnsi="Consolas"/>
-          <w:sz w:val="18"/>
-        </w:rPr>
-      </w:r>
-    </w:p>
-    <w:p>
-      <w:r>
-        <w:rPr>
-          <w:rFonts w:ascii="Consolas" w:hAnsi="Consolas"/>
-          <w:sz w:val="18"/>
-        </w:rPr>
-        <w:t xml:space="preserve">    OW --&gt; G[기존 내부 Git]</w:t>
-      </w:r>
-    </w:p>
-    <w:p>
-      <w:r>
-        <w:rPr>
-          <w:rFonts w:ascii="Consolas" w:hAnsi="Consolas"/>
-          <w:sz w:val="18"/>
-        </w:rPr>
-        <w:t xml:space="preserve">    OW --&gt; J[기존 Jenkins]</w:t>
-      </w:r>
-    </w:p>
-    <w:p>
-      <w:r>
-        <w:rPr>
-          <w:rFonts w:ascii="Consolas" w:hAnsi="Consolas"/>
-          <w:sz w:val="18"/>
-        </w:rPr>
-        <w:t xml:space="preserve">    RV --&gt; G</w:t>
-      </w:r>
-    </w:p>
-    <w:p>
-      <w:r>
-        <w:rPr>
-          <w:rFonts w:ascii="Consolas" w:hAnsi="Consolas"/>
-          <w:sz w:val="18"/>
-        </w:rPr>
-        <w:t xml:space="preserve">    RV --&gt; J</w:t>
-      </w:r>
-    </w:p>
-    <w:p>
-      <w:r>
-        <w:rPr>
-          <w:rFonts w:ascii="Consolas" w:hAnsi="Consolas"/>
-          <w:sz w:val="18"/>
-        </w:rPr>
-      </w:r>
-    </w:p>
-    <w:p>
-      <w:r>
-        <w:rPr>
-          <w:rFonts w:ascii="Consolas" w:hAnsi="Consolas"/>
-          <w:sz w:val="18"/>
-        </w:rPr>
-        <w:t xml:space="preserve">    G --&gt; PR[Branch / PR]</w:t>
-      </w:r>
-    </w:p>
-    <w:p>
-      <w:r>
-        <w:rPr>
-          <w:rFonts w:ascii="Consolas" w:hAnsi="Consolas"/>
-          <w:sz w:val="18"/>
-        </w:rPr>
-        <w:t xml:space="preserve">    J --&gt; R[Build / Test Result]</w:t>
-      </w:r>
-    </w:p>
-    <w:p>
-      <w:r>
-        <w:rPr>
-          <w:rFonts w:ascii="Consolas" w:hAnsi="Consolas"/>
-          <w:sz w:val="18"/>
-        </w:rPr>
-        <w:t xml:space="preserve">    PR --&gt; O</w:t>
-      </w:r>
-    </w:p>
-    <w:p>
-      <w:r>
-        <w:rPr>
-          <w:rFonts w:ascii="Consolas" w:hAnsi="Consolas"/>
-          <w:sz w:val="18"/>
-        </w:rPr>
-        <w:t xml:space="preserve">    R --&gt; O</w:t>
+      <w:pPr>
+        <w:pStyle w:val="Heading2"/>
+      </w:pPr>
+      <w:r>
+        <w:t>4주 확장 일정표</w:t>
       </w:r>
     </w:p>
     <w:p/>
     <w:p>
-      <w:pPr>
-        <w:pStyle w:val="Heading3"/>
-      </w:pPr>
-      <w:r>
-        <w:t>2-2. 권장 인프라 구성</w:t>
+      <w:r>
+        <w:t>| 주차 | 작업 내용 | 산출물 |</w:t>
+      </w:r>
+    </w:p>
+    <w:p>
+      <w:r>
+        <w:t>|---|---|---|</w:t>
+      </w:r>
+    </w:p>
+    <w:p>
+      <w:r>
+        <w:t>| 1주차 | GPU 서버 환경 정리, Git/Jenkins 연동 | 기본 인프라 준비 |</w:t>
+      </w:r>
+    </w:p>
+    <w:p>
+      <w:r>
+        <w:t>| 2주차 | Reviewer 도입, diff/test 기반 리뷰 | Reviewer MVP |</w:t>
+      </w:r>
+    </w:p>
+    <w:p>
+      <w:r>
+        <w:t>| 3주차 | Owner 도입, branch 수정/test/push/PR 생성 | Owner MVP |</w:t>
+      </w:r>
+    </w:p>
+    <w:p>
+      <w:r>
+        <w:t>| 4주차 | workspace allocator, 감사 로그, 운영 화면 정리 | 팀 단위 시범 운영 가능 |</w:t>
       </w:r>
     </w:p>
     <w:p/>
     <w:p>
       <w:r>
-        <w:rPr>
-          <w:rFonts w:ascii="Consolas" w:hAnsi="Consolas"/>
-          <w:sz w:val="18"/>
-        </w:rPr>
-        <w:t>flowchart LR</w:t>
-      </w:r>
-    </w:p>
-    <w:p>
-      <w:r>
-        <w:rPr>
-          <w:rFonts w:ascii="Consolas" w:hAnsi="Consolas"/>
-          <w:sz w:val="18"/>
-        </w:rPr>
-        <w:t xml:space="preserve">    subgraph 기존장비[기존 장비]</w:t>
-      </w:r>
-    </w:p>
-    <w:p>
-      <w:r>
-        <w:rPr>
-          <w:rFonts w:ascii="Consolas" w:hAnsi="Consolas"/>
-          <w:sz w:val="18"/>
-        </w:rPr>
-        <w:t xml:space="preserve">        GIT[기존 내부 Git 서버]</w:t>
-      </w:r>
-    </w:p>
-    <w:p>
-      <w:r>
-        <w:rPr>
-          <w:rFonts w:ascii="Consolas" w:hAnsi="Consolas"/>
-          <w:sz w:val="18"/>
-        </w:rPr>
-        <w:t xml:space="preserve">        JENKINS[기존 Jenkins Controller]</w:t>
-      </w:r>
-    </w:p>
-    <w:p>
-      <w:r>
-        <w:rPr>
-          <w:rFonts w:ascii="Consolas" w:hAnsi="Consolas"/>
-          <w:sz w:val="18"/>
-        </w:rPr>
-        <w:t xml:space="preserve">    end</w:t>
-      </w:r>
-    </w:p>
-    <w:p>
-      <w:r>
-        <w:rPr>
-          <w:rFonts w:ascii="Consolas" w:hAnsi="Consolas"/>
-          <w:sz w:val="18"/>
-        </w:rPr>
-      </w:r>
-    </w:p>
-    <w:p>
-      <w:r>
-        <w:rPr>
-          <w:rFonts w:ascii="Consolas" w:hAnsi="Consolas"/>
-          <w:sz w:val="18"/>
-        </w:rPr>
-        <w:t xml:space="preserve">    subgraph 신규장비[신규 장비]</w:t>
-      </w:r>
-    </w:p>
-    <w:p>
-      <w:r>
-        <w:rPr>
-          <w:rFonts w:ascii="Consolas" w:hAnsi="Consolas"/>
-          <w:sz w:val="18"/>
-        </w:rPr>
-        <w:t xml:space="preserve">        GPU[중간형 GPU 서버]</w:t>
-      </w:r>
-    </w:p>
-    <w:p>
-      <w:r>
-        <w:rPr>
-          <w:rFonts w:ascii="Consolas" w:hAnsi="Consolas"/>
-          <w:sz w:val="18"/>
-        </w:rPr>
-        <w:t xml:space="preserve">        NAS[스토리지 / 백업 / UPS]</w:t>
-      </w:r>
-    </w:p>
-    <w:p>
-      <w:r>
-        <w:rPr>
-          <w:rFonts w:ascii="Consolas" w:hAnsi="Consolas"/>
-          <w:sz w:val="18"/>
-        </w:rPr>
-        <w:t xml:space="preserve">    end</w:t>
-      </w:r>
-    </w:p>
-    <w:p>
-      <w:r>
-        <w:rPr>
-          <w:rFonts w:ascii="Consolas" w:hAnsi="Consolas"/>
-          <w:sz w:val="18"/>
-        </w:rPr>
-      </w:r>
-    </w:p>
-    <w:p>
-      <w:r>
-        <w:rPr>
-          <w:rFonts w:ascii="Consolas" w:hAnsi="Consolas"/>
-          <w:sz w:val="18"/>
-        </w:rPr>
-        <w:t xml:space="preserve">    DEV[개발자] --&gt; O[오케스트레이터]</w:t>
-      </w:r>
-    </w:p>
-    <w:p>
-      <w:r>
-        <w:rPr>
-          <w:rFonts w:ascii="Consolas" w:hAnsi="Consolas"/>
-          <w:sz w:val="18"/>
-        </w:rPr>
-        <w:t xml:space="preserve">    O --&gt; GPU</w:t>
-      </w:r>
-    </w:p>
-    <w:p>
-      <w:r>
-        <w:rPr>
-          <w:rFonts w:ascii="Consolas" w:hAnsi="Consolas"/>
-          <w:sz w:val="18"/>
-        </w:rPr>
-        <w:t xml:space="preserve">    GPU --&gt; GIT</w:t>
-      </w:r>
-    </w:p>
-    <w:p>
-      <w:r>
-        <w:rPr>
-          <w:rFonts w:ascii="Consolas" w:hAnsi="Consolas"/>
-          <w:sz w:val="18"/>
-        </w:rPr>
-        <w:t xml:space="preserve">    GIT --&gt; JENKINS</w:t>
-      </w:r>
-    </w:p>
-    <w:p>
-      <w:r>
-        <w:rPr>
-          <w:rFonts w:ascii="Consolas" w:hAnsi="Consolas"/>
-          <w:sz w:val="18"/>
-        </w:rPr>
-        <w:t xml:space="preserve">    JENKINS --&gt; GPU</w:t>
-      </w:r>
-    </w:p>
-    <w:p>
-      <w:r>
-        <w:rPr>
-          <w:rFonts w:ascii="Consolas" w:hAnsi="Consolas"/>
-          <w:sz w:val="18"/>
-        </w:rPr>
-        <w:t xml:space="preserve">    GPU --&gt; NAS</w:t>
+        <w:t>---</w:t>
       </w:r>
     </w:p>
     <w:p/>
     <w:p>
       <w:pPr>
-        <w:pStyle w:val="Heading3"/>
-      </w:pPr>
-      <w:r>
-        <w:t>2-3. 실제 동작 흐름</w:t>
+        <w:pStyle w:val="Heading1"/>
+      </w:pPr>
+      <w:r>
+        <w:t>11. 요청 사항</w:t>
       </w:r>
     </w:p>
     <w:p/>
     <w:p>
-      <w:r>
-        <w:rPr>
-          <w:rFonts w:ascii="Consolas" w:hAnsi="Consolas"/>
-          <w:sz w:val="18"/>
-        </w:rPr>
-        <w:t>flowchart TD</w:t>
-      </w:r>
-    </w:p>
-    <w:p>
-      <w:r>
-        <w:rPr>
-          <w:rFonts w:ascii="Consolas" w:hAnsi="Consolas"/>
-          <w:sz w:val="18"/>
-        </w:rPr>
-        <w:t xml:space="preserve">    A[작업 생성] --&gt; B[오케스트레이터가 Workspace 할당]</w:t>
-      </w:r>
-    </w:p>
-    <w:p>
-      <w:r>
-        <w:rPr>
-          <w:rFonts w:ascii="Consolas" w:hAnsi="Consolas"/>
-          <w:sz w:val="18"/>
-        </w:rPr>
-        <w:t xml:space="preserve">    B --&gt; C[Owner AI가 코드 수정]</w:t>
-      </w:r>
-    </w:p>
-    <w:p>
-      <w:r>
-        <w:rPr>
-          <w:rFonts w:ascii="Consolas" w:hAnsi="Consolas"/>
-          <w:sz w:val="18"/>
-        </w:rPr>
-        <w:t xml:space="preserve">    C --&gt; D[내부 Git 브랜치 push]</w:t>
-      </w:r>
-    </w:p>
-    <w:p>
-      <w:r>
-        <w:rPr>
-          <w:rFonts w:ascii="Consolas" w:hAnsi="Consolas"/>
-          <w:sz w:val="18"/>
-        </w:rPr>
-        <w:t xml:space="preserve">    D --&gt; E[Jenkins 빌드/테스트 실행]</w:t>
-      </w:r>
-    </w:p>
-    <w:p>
-      <w:r>
-        <w:rPr>
-          <w:rFonts w:ascii="Consolas" w:hAnsi="Consolas"/>
-          <w:sz w:val="18"/>
-        </w:rPr>
-        <w:t xml:space="preserve">    E --&gt; F[Reviewer AI가 diff + 결과 검토]</w:t>
-      </w:r>
-    </w:p>
-    <w:p>
-      <w:r>
-        <w:rPr>
-          <w:rFonts w:ascii="Consolas" w:hAnsi="Consolas"/>
-          <w:sz w:val="18"/>
-        </w:rPr>
-        <w:t xml:space="preserve">    F --&gt; G{승인 여부}</w:t>
-      </w:r>
-    </w:p>
-    <w:p>
-      <w:r>
-        <w:rPr>
-          <w:rFonts w:ascii="Consolas" w:hAnsi="Consolas"/>
-          <w:sz w:val="18"/>
-        </w:rPr>
-        <w:t xml:space="preserve">    G -- 승인 --&gt; H[PR 유지 / 완료]</w:t>
-      </w:r>
-    </w:p>
-    <w:p>
-      <w:r>
-        <w:rPr>
-          <w:rFonts w:ascii="Consolas" w:hAnsi="Consolas"/>
-          <w:sz w:val="18"/>
-        </w:rPr>
-        <w:t xml:space="preserve">    G -- 반려 --&gt; I[Owner 재작업]</w:t>
-      </w:r>
-    </w:p>
-    <w:p>
-      <w:r>
-        <w:rPr>
-          <w:rFonts w:ascii="Consolas" w:hAnsi="Consolas"/>
-          <w:sz w:val="18"/>
-        </w:rPr>
-        <w:t xml:space="preserve">    I --&gt; C</w:t>
+      <w:pPr>
+        <w:pStyle w:val="ListBullet"/>
+      </w:pPr>
+      <w:r>
+        <w:t>사내 폐쇄망 AI 개발지원 시스템 구축 가능 여부 검토</w:t>
+      </w:r>
+    </w:p>
+    <w:p>
+      <w:pPr>
+        <w:pStyle w:val="ListBullet"/>
+      </w:pPr>
+      <w:r>
+        <w:t>**중간형 GPU 서버 1대 기준** 예산 검토</w:t>
+      </w:r>
+    </w:p>
+    <w:p>
+      <w:pPr>
+        <w:pStyle w:val="ListBullet"/>
+      </w:pPr>
+      <w:r>
+        <w:t>저장소 1개 / 팀 1개 기준 MVP 시범 도입 검토</w:t>
+      </w:r>
+    </w:p>
+    <w:p>
+      <w:pPr>
+        <w:pStyle w:val="ListBullet"/>
+      </w:pPr>
+      <w:r>
+        <w:t>기존 Git/Jenkins 장비 재사용 방식 협의</w:t>
+      </w:r>
+    </w:p>
+    <w:p>
+      <w:pPr>
+        <w:pStyle w:val="ListBullet"/>
+      </w:pPr>
+      <w:r>
+        <w:t>운영 주체 지정</w:t>
       </w:r>
     </w:p>
     <w:p/>
     <w:p>
-      <w:pPr>
-        <w:pStyle w:val="Heading3"/>
-      </w:pPr>
-      <w:r>
-        <w:t>2-4. 역할 분리 구조</w:t>
+      <w:r>
+        <w:t>---</w:t>
       </w:r>
     </w:p>
     <w:p/>
     <w:p>
-      <w:r>
-        <w:rPr>
-          <w:rFonts w:ascii="Consolas" w:hAnsi="Consolas"/>
-          <w:sz w:val="18"/>
-        </w:rPr>
-        <w:t>flowchart LR</w:t>
-      </w:r>
-    </w:p>
-    <w:p>
-      <w:r>
-        <w:rPr>
-          <w:rFonts w:ascii="Consolas" w:hAnsi="Consolas"/>
-          <w:sz w:val="18"/>
-        </w:rPr>
-        <w:t xml:space="preserve">    subgraph 역할</w:t>
-      </w:r>
-    </w:p>
-    <w:p>
-      <w:r>
-        <w:rPr>
-          <w:rFonts w:ascii="Consolas" w:hAnsi="Consolas"/>
-          <w:sz w:val="18"/>
-        </w:rPr>
-        <w:t xml:space="preserve">        OW[Owner AI]</w:t>
-      </w:r>
-    </w:p>
-    <w:p>
-      <w:r>
-        <w:rPr>
-          <w:rFonts w:ascii="Consolas" w:hAnsi="Consolas"/>
-          <w:sz w:val="18"/>
-        </w:rPr>
-        <w:t xml:space="preserve">        RV[Reviewer AI]</w:t>
-      </w:r>
-    </w:p>
-    <w:p>
-      <w:r>
-        <w:rPr>
-          <w:rFonts w:ascii="Consolas" w:hAnsi="Consolas"/>
-          <w:sz w:val="18"/>
-        </w:rPr>
-        <w:t xml:space="preserve">        AR[Arbiter AI - 선택]</w:t>
-      </w:r>
-    </w:p>
-    <w:p>
-      <w:r>
-        <w:rPr>
-          <w:rFonts w:ascii="Consolas" w:hAnsi="Consolas"/>
-          <w:sz w:val="18"/>
-        </w:rPr>
-        <w:t xml:space="preserve">    end</w:t>
-      </w:r>
-    </w:p>
-    <w:p>
-      <w:r>
-        <w:rPr>
-          <w:rFonts w:ascii="Consolas" w:hAnsi="Consolas"/>
-          <w:sz w:val="18"/>
-        </w:rPr>
-      </w:r>
-    </w:p>
-    <w:p>
-      <w:r>
-        <w:rPr>
-          <w:rFonts w:ascii="Consolas" w:hAnsi="Consolas"/>
-          <w:sz w:val="18"/>
-        </w:rPr>
-        <w:t xml:space="preserve">    OW --&gt;|코드 수정 / 테스트 / PR 생성| X[작업 브랜치]</w:t>
-      </w:r>
-    </w:p>
-    <w:p>
-      <w:r>
-        <w:rPr>
-          <w:rFonts w:ascii="Consolas" w:hAnsi="Consolas"/>
-          <w:sz w:val="18"/>
-        </w:rPr>
-        <w:t xml:space="preserve">    RV --&gt;|diff 검토 / 결과 검토 / 승인 반려| X</w:t>
-      </w:r>
-    </w:p>
-    <w:p>
-      <w:r>
-        <w:rPr>
-          <w:rFonts w:ascii="Consolas" w:hAnsi="Consolas"/>
-          <w:sz w:val="18"/>
-        </w:rPr>
-        <w:t xml:space="preserve">    AR --&gt;|충돌 시 판정| X</w:t>
+      <w:pPr>
+        <w:pStyle w:val="Heading1"/>
+      </w:pPr>
+      <w:r>
+        <w:t>12. AI 모델/배포 방식 비교</w:t>
       </w:r>
     </w:p>
     <w:p/>
+    <w:p>
+      <w:r>
+        <w:t>| 구분 | 장점 | 단점 | 완전 폐쇄망 적합성 | 권장 용도 |</w:t>
+      </w:r>
+    </w:p>
+    <w:p>
+      <w:r>
+        <w:t>|---|---|---|---|---|</w:t>
+      </w:r>
+    </w:p>
+    <w:p>
+      <w:r>
+        <w:t>| **Claude 계열** | 코드 이해/리뷰 품질이 높고 Owner/Reviewer 워크플로우와 궁합이 좋음 | 완전 폐쇄망 직접 설치는 현실적으로 어려우며 Bedrock/Vertex 같은 관리형 경로 필요 | **낮음** | 외부 연계형 또는 관리형 클라우드 환경 |</w:t>
+      </w:r>
+    </w:p>
+    <w:p>
+      <w:r>
+        <w:t>| **GPT 계열** | 범용 추론, 도구 사용, 코드 생성 품질이 높음 | OpenAI/Azure API 전제가 필요하고 완전 air-gap에는 부적합 | **낮음** | 외부 연계형 또는 프라이빗 클라우드형 |</w:t>
+      </w:r>
+    </w:p>
+    <w:p>
+      <w:r>
+        <w:t>| **Gemini 계열** | 긴 컨텍스트와 Google 생태계 연동이 강점 | Vertex AI 전제가 강하고 완전 폐쇄망 직접 설치는 어려움 | **낮음** | GCP 기반 외부 연계형 |</w:t>
+      </w:r>
+    </w:p>
+    <w:p>
+      <w:r>
+        <w:t>| **오픈소스 로컬 모델** | 완전 폐쇄망 내부 설치 가능, 소스 외부 유출 통제에 유리 | 상용 최고급 모델 대비 품질/속도/튜닝 부담이 있음 | **높음** | 방산/폐쇄망 MVP 및 실사용 초기 단계 |</w:t>
+      </w:r>
+    </w:p>
     <w:p/>
+    <w:p>
+      <w:r>
+        <w:t>현재 회사 조건(폐쇄망, 소스 외부 유출 금지)을 기준으로 하면, **완전 폐쇄망 MVP는 오픈소스 로컬 모델 기반이 현실적**입니다.</w:t>
+      </w:r>
+    </w:p>
     <w:p/>
     <w:p>
       <w:pPr>
         <w:pStyle w:val="Heading2"/>
       </w:pPr>
       <w:r>
-        <w:t>3. 예상 비용</w:t>
+        <w:t>권장 판단</w:t>
+      </w:r>
+    </w:p>
+    <w:p>
+      <w:pPr>
+        <w:pStyle w:val="ListBullet"/>
+      </w:pPr>
+      <w:r>
+        <w:t>**보안/통제 최우선**: 오픈소스 로컬 모델 + 내부 RAG</w:t>
+      </w:r>
+    </w:p>
+    <w:p>
+      <w:pPr>
+        <w:pStyle w:val="ListBullet"/>
+      </w:pPr>
+      <w:r>
+        <w:t>**최고급 모델 품질 최우선**: Claude/GPT/Gemini 관리형 경로 검토</w:t>
+      </w:r>
+    </w:p>
+    <w:p>
+      <w:pPr>
+        <w:pStyle w:val="ListBullet"/>
+      </w:pPr>
+      <w:r>
+        <w:t>**완전 폐쇄망과 Claude/GPT/Gemini 최고급 품질을 동시에 만족**시키는 것은 현실적으로 어렵습니다.</w:t>
       </w:r>
     </w:p>
     <w:p/>
     <w:p>
-      <w:pPr>
-        <w:pStyle w:val="Heading3"/>
-      </w:pPr>
-      <w:r>
-        <w:t>3-1. 초기 장비비(1회, 인건비 제외)</w:t>
+      <w:r>
+        <w:t>---</w:t>
       </w:r>
     </w:p>
     <w:p/>
-    <w:tbl>
-      <w:tblPr>
-        <w:tblStyle w:val="TableGrid"/>
-        <w:tblW w:type="auto" w:w="0"/>
-        <w:tblLook w:firstColumn="1" w:firstRow="1" w:lastColumn="0" w:lastRow="0" w:noHBand="0" w:noVBand="1" w:val="04A0"/>
-      </w:tblPr>
-      <w:tblGrid>
-        <w:gridCol w:w="2880"/>
-        <w:gridCol w:w="2880"/>
-        <w:gridCol w:w="2880"/>
-      </w:tblGrid>
-      <w:tr>
-        <w:tc>
-          <w:tcPr>
-            <w:tcW w:type="dxa" w:w="2880"/>
-          </w:tcPr>
-          <w:p>
-            <w:r>
-              <w:t>항목</w:t>
-            </w:r>
-          </w:p>
-        </w:tc>
-        <w:tc>
-          <w:tcPr>
-            <w:tcW w:type="dxa" w:w="2880"/>
-          </w:tcPr>
-          <w:p>
-            <w:r>
-              <w:t>권장 구성</w:t>
-            </w:r>
-          </w:p>
-        </w:tc>
-        <w:tc>
-          <w:tcPr>
-            <w:tcW w:type="dxa" w:w="2880"/>
-          </w:tcPr>
-          <w:p>
-            <w:r>
-              <w:t>예상 비용</w:t>
-            </w:r>
-          </w:p>
-        </w:tc>
-      </w:tr>
-      <w:tr>
-        <w:tc>
-          <w:tcPr>
-            <w:tcW w:type="dxa" w:w="2880"/>
-          </w:tcPr>
-          <w:p>
-            <w:r>
-              <w:t>GPU 서버</w:t>
-            </w:r>
-          </w:p>
-        </w:tc>
-        <w:tc>
-          <w:tcPr>
-            <w:tcW w:type="dxa" w:w="2880"/>
-          </w:tcPr>
-          <w:p>
-            <w:r>
-              <w:t>중간형 (RTX 6000 Ada / A6000 / L40S 급, RAM 256GB)</w:t>
-            </w:r>
-          </w:p>
-        </w:tc>
-        <w:tc>
-          <w:tcPr>
-            <w:tcW w:type="dxa" w:w="2880"/>
-          </w:tcPr>
-          <w:p>
-            <w:r>
-              <w:t>4,000만 ~ 6,500만원</w:t>
-            </w:r>
-          </w:p>
-        </w:tc>
-      </w:tr>
-      <w:tr>
-        <w:tc>
-          <w:tcPr>
-            <w:tcW w:type="dxa" w:w="2880"/>
-          </w:tcPr>
-          <w:p>
-            <w:r>
-              <w:t>스토리지/백업/UPS</w:t>
-            </w:r>
-          </w:p>
-        </w:tc>
-        <w:tc>
-          <w:tcPr>
-            <w:tcW w:type="dxa" w:w="2880"/>
-          </w:tcPr>
-          <w:p>
-            <w:r>
-              <w:t>NAS, 백업 스토리지, UPS 등</w:t>
-            </w:r>
-          </w:p>
-        </w:tc>
-        <w:tc>
-          <w:tcPr>
-            <w:tcW w:type="dxa" w:w="2880"/>
-          </w:tcPr>
-          <w:p>
-            <w:r>
-              <w:t>300만 ~ 1,200만원</w:t>
-            </w:r>
-          </w:p>
-        </w:tc>
-      </w:tr>
-      <w:tr>
-        <w:tc>
-          <w:tcPr>
-            <w:tcW w:type="dxa" w:w="2880"/>
-          </w:tcPr>
-          <w:p>
-            <w:r>
-              <w:t>초기 장비비 합계</w:t>
-            </w:r>
-          </w:p>
-        </w:tc>
-        <w:tc>
-          <w:tcPr>
-            <w:tcW w:type="dxa" w:w="2880"/>
-          </w:tcPr>
-          <w:p>
-            <w:r>
-              <w:t>기존 Git/Jenkins 재사용 기준</w:t>
-            </w:r>
-          </w:p>
-        </w:tc>
-        <w:tc>
-          <w:tcPr>
-            <w:tcW w:type="dxa" w:w="2880"/>
-          </w:tcPr>
-          <w:p>
-            <w:r>
-              <w:t>4,300만 ~ 7,700만원</w:t>
-            </w:r>
-          </w:p>
-        </w:tc>
-      </w:tr>
-    </w:tbl>
+    <w:p>
+      <w:pPr>
+        <w:pStyle w:val="Heading1"/>
+      </w:pPr>
+      <w:r>
+        <w:t>13. 방산 SW 적용 시 첫 번째 성공 사례</w:t>
+      </w:r>
+    </w:p>
     <w:p/>
     <w:p>
-      <w:pPr>
-        <w:pStyle w:val="Heading3"/>
-      </w:pPr>
-      <w:r>
-        <w:t>3-2. 소프트웨어/라이선스 비용</w:t>
+      <w:r>
+        <w:t>방산 SW 환경에서는 범용 코드 생성보다 **규정/정적분석 대응 Reviewer**부터 시작하는 것이 더 현실적입니다.</w:t>
       </w:r>
     </w:p>
     <w:p/>
-    <w:tbl>
-      <w:tblPr>
-        <w:tblStyle w:val="TableGrid"/>
-        <w:tblW w:type="auto" w:w="0"/>
-        <w:tblLook w:firstColumn="1" w:firstRow="1" w:lastColumn="0" w:lastRow="0" w:noHBand="0" w:noVBand="1" w:val="04A0"/>
-      </w:tblPr>
-      <w:tblGrid>
-        <w:gridCol w:w="2880"/>
-        <w:gridCol w:w="2880"/>
-        <w:gridCol w:w="2880"/>
-      </w:tblGrid>
-      <w:tr>
-        <w:tc>
-          <w:tcPr>
-            <w:tcW w:type="dxa" w:w="2880"/>
-          </w:tcPr>
-          <w:p>
-            <w:r>
-              <w:t>항목</w:t>
-            </w:r>
-          </w:p>
-        </w:tc>
-        <w:tc>
-          <w:tcPr>
-            <w:tcW w:type="dxa" w:w="2880"/>
-          </w:tcPr>
-          <w:p>
-            <w:r>
-              <w:t>비용</w:t>
-            </w:r>
-          </w:p>
-        </w:tc>
-        <w:tc>
-          <w:tcPr>
-            <w:tcW w:type="dxa" w:w="2880"/>
-          </w:tcPr>
-          <w:p>
-            <w:r>
-              <w:t>비고</w:t>
-            </w:r>
-          </w:p>
-        </w:tc>
-      </w:tr>
-      <w:tr>
-        <w:tc>
-          <w:tcPr>
-            <w:tcW w:type="dxa" w:w="2880"/>
-          </w:tcPr>
-          <w:p>
-            <w:r>
-              <w:t>Jenkins</w:t>
-            </w:r>
-          </w:p>
-        </w:tc>
-        <w:tc>
-          <w:tcPr>
-            <w:tcW w:type="dxa" w:w="2880"/>
-          </w:tcPr>
-          <w:p>
-            <w:r>
-              <w:t>0원</w:t>
-            </w:r>
-          </w:p>
-        </w:tc>
-        <w:tc>
-          <w:tcPr>
-            <w:tcW w:type="dxa" w:w="2880"/>
-          </w:tcPr>
-          <w:p>
-            <w:r>
-              <w:t>기존 장비 재사용 / 오픈소스</w:t>
-            </w:r>
-          </w:p>
-        </w:tc>
-      </w:tr>
-      <w:tr>
-        <w:tc>
-          <w:tcPr>
-            <w:tcW w:type="dxa" w:w="2880"/>
-          </w:tcPr>
-          <w:p>
-            <w:r>
-              <w:t>내부 Git (Gitea Self-Managed)</w:t>
-            </w:r>
-          </w:p>
-        </w:tc>
-        <w:tc>
-          <w:tcPr>
-            <w:tcW w:type="dxa" w:w="2880"/>
-          </w:tcPr>
-          <w:p>
-            <w:r>
-              <w:t>0원</w:t>
-            </w:r>
-          </w:p>
-        </w:tc>
-        <w:tc>
-          <w:tcPr>
-            <w:tcW w:type="dxa" w:w="2880"/>
-          </w:tcPr>
-          <w:p>
-            <w:r>
-              <w:t>기존 장비 재사용 / 오픈소스</w:t>
-            </w:r>
-          </w:p>
-        </w:tc>
-      </w:tr>
-      <w:tr>
-        <w:tc>
-          <w:tcPr>
-            <w:tcW w:type="dxa" w:w="2880"/>
-          </w:tcPr>
-          <w:p>
-            <w:r>
-              <w:t>내부 Git (GitLab Self-Managed Free)</w:t>
-            </w:r>
-          </w:p>
-        </w:tc>
-        <w:tc>
-          <w:tcPr>
-            <w:tcW w:type="dxa" w:w="2880"/>
-          </w:tcPr>
-          <w:p>
-            <w:r>
-              <w:t>0원부터</w:t>
-            </w:r>
-          </w:p>
-        </w:tc>
-        <w:tc>
-          <w:tcPr>
-            <w:tcW w:type="dxa" w:w="2880"/>
-          </w:tcPr>
-          <w:p>
-            <w:r>
-              <w:t>기존 장비 재사용 가능</w:t>
-            </w:r>
-          </w:p>
-        </w:tc>
-      </w:tr>
-      <w:tr>
-        <w:tc>
-          <w:tcPr>
-            <w:tcW w:type="dxa" w:w="2880"/>
-          </w:tcPr>
-          <w:p>
-            <w:r>
-              <w:t>내부 LLM 모델</w:t>
-            </w:r>
-          </w:p>
-        </w:tc>
-        <w:tc>
-          <w:tcPr>
-            <w:tcW w:type="dxa" w:w="2880"/>
-          </w:tcPr>
-          <w:p>
-            <w:r>
-              <w:t>0원부터</w:t>
-            </w:r>
-          </w:p>
-        </w:tc>
-        <w:tc>
-          <w:tcPr>
-            <w:tcW w:type="dxa" w:w="2880"/>
-          </w:tcPr>
-          <w:p>
-            <w:r>
-              <w:t>오픈소스 모델 기준, 반입/운영 비용 별도</w:t>
-            </w:r>
-          </w:p>
-        </w:tc>
-      </w:tr>
-    </w:tbl>
+    <w:p>
+      <w:pPr>
+        <w:pStyle w:val="Heading2"/>
+      </w:pPr>
+      <w:r>
+        <w:t>권장 1차 유즈케이스</w:t>
+      </w:r>
+    </w:p>
+    <w:p>
+      <w:pPr>
+        <w:pStyle w:val="ListBullet"/>
+      </w:pPr>
+      <w:r>
+        <w:t>입력: **Sparrow structured finding**</w:t>
+      </w:r>
+    </w:p>
+    <w:p>
+      <w:pPr>
+        <w:pStyle w:val="ListBullet"/>
+      </w:pPr>
+      <w:r>
+        <w:t>출력:</w:t>
+      </w:r>
+    </w:p>
+    <w:p>
+      <w:r>
+        <w:t xml:space="preserve">  - 관련 **MISRA / 6016F 조항 근거**</w:t>
+      </w:r>
+    </w:p>
+    <w:p>
+      <w:r>
+        <w:t xml:space="preserve">  - 원인 설명</w:t>
+      </w:r>
+    </w:p>
+    <w:p>
+      <w:r>
+        <w:t xml:space="preserve">  - 수정 가이드</w:t>
+      </w:r>
+    </w:p>
+    <w:p>
+      <w:r>
+        <w:t xml:space="preserve">  - 패치 초안</w:t>
+      </w:r>
+    </w:p>
     <w:p/>
     <w:p>
       <w:pPr>
-        <w:pStyle w:val="Heading3"/>
-      </w:pPr>
-      <w:r>
-        <w:t>3-3. 월간 운영비</w:t>
+        <w:pStyle w:val="Heading2"/>
+      </w:pPr>
+      <w:r>
+        <w:t>이유</w:t>
+      </w:r>
+    </w:p>
+    <w:p>
+      <w:pPr>
+        <w:pStyle w:val="ListBullet"/>
+      </w:pPr>
+      <w:r>
+        <w:t>자동 수정/자동 push보다 안전함</w:t>
+      </w:r>
+    </w:p>
+    <w:p>
+      <w:pPr>
+        <w:pStyle w:val="ListBullet"/>
+      </w:pPr>
+      <w:r>
+        <w:t>평가 기준이 명확함</w:t>
+      </w:r>
+    </w:p>
+    <w:p>
+      <w:pPr>
+        <w:pStyle w:val="ListBullet"/>
+      </w:pPr>
+      <w:r>
+        <w:t>규정 근거를 같이 제시할 수 있음</w:t>
+      </w:r>
+    </w:p>
+    <w:p>
+      <w:pPr>
+        <w:pStyle w:val="ListBullet"/>
+      </w:pPr>
+      <w:r>
+        <w:t>사람 검토 흐름을 유지할 수 있음</w:t>
+      </w:r>
+    </w:p>
+    <w:p>
+      <w:pPr>
+        <w:pStyle w:val="ListBullet"/>
+      </w:pPr>
+      <w:r>
+        <w:t>사내 규칙과 정적분석 대응 지식을 구조화하기 좋음</w:t>
       </w:r>
     </w:p>
     <w:p/>
-    <w:tbl>
-      <w:tblPr>
-        <w:tblStyle w:val="TableGrid"/>
-        <w:tblW w:type="auto" w:w="0"/>
-        <w:tblLook w:firstColumn="1" w:firstRow="1" w:lastColumn="0" w:lastRow="0" w:noHBand="0" w:noVBand="1" w:val="04A0"/>
-      </w:tblPr>
-      <w:tblGrid>
-        <w:gridCol w:w="4320"/>
-        <w:gridCol w:w="4320"/>
-      </w:tblGrid>
-      <w:tr>
-        <w:tc>
-          <w:tcPr>
-            <w:tcW w:type="dxa" w:w="4320"/>
-          </w:tcPr>
-          <w:p>
-            <w:r>
-              <w:t>구분</w:t>
-            </w:r>
-          </w:p>
-        </w:tc>
-        <w:tc>
-          <w:tcPr>
-            <w:tcW w:type="dxa" w:w="4320"/>
-          </w:tcPr>
-          <w:p>
-            <w:r>
-              <w:t>예상 비용</w:t>
-            </w:r>
-          </w:p>
-        </w:tc>
-      </w:tr>
-      <w:tr>
-        <w:tc>
-          <w:tcPr>
-            <w:tcW w:type="dxa" w:w="4320"/>
-          </w:tcPr>
-          <w:p>
-            <w:r>
-              <w:t>인프라/실비 운영비</w:t>
-            </w:r>
-          </w:p>
-        </w:tc>
-        <w:tc>
-          <w:tcPr>
-            <w:tcW w:type="dxa" w:w="4320"/>
-          </w:tcPr>
-          <w:p>
-            <w:r>
-              <w:t>100만 ~ 220만원/월</w:t>
-            </w:r>
-          </w:p>
-        </w:tc>
-      </w:tr>
-      <w:tr>
-        <w:tc>
-          <w:tcPr>
-            <w:tcW w:type="dxa" w:w="4320"/>
-          </w:tcPr>
-          <w:p>
-            <w:r>
-              <w:t>운영관리 시간을 별도 비용으로 제외할 경우</w:t>
-            </w:r>
-          </w:p>
-        </w:tc>
-        <w:tc>
-          <w:tcPr>
-            <w:tcW w:type="dxa" w:w="4320"/>
-          </w:tcPr>
-          <w:p>
-            <w:r>
-              <w:t>50만 ~ 120만원/월</w:t>
-            </w:r>
-          </w:p>
-        </w:tc>
-      </w:tr>
-    </w:tbl>
+    <w:p>
+      <w:pPr>
+        <w:pStyle w:val="Heading2"/>
+      </w:pPr>
+      <w:r>
+        <w:t>권장 지식 주입 순서</w:t>
+      </w:r>
+    </w:p>
+    <w:p>
+      <w:r>
+        <w:t>1. **RAG 우선**</w:t>
+      </w:r>
+    </w:p>
+    <w:p>
+      <w:r>
+        <w:t xml:space="preserve">   - 6016F, MISRA, Sparrow 가이드 문서 검색</w:t>
+      </w:r>
+    </w:p>
+    <w:p>
+      <w:r>
+        <w:t>2. **코드 검색 연동**</w:t>
+      </w:r>
+    </w:p>
+    <w:p>
+      <w:r>
+        <w:t xml:space="preserve">   - 관련 모듈/심볼/수정 예시 검색</w:t>
+      </w:r>
+    </w:p>
+    <w:p>
+      <w:r>
+        <w:t>3. **Fine-tuning은 후순위**</w:t>
+      </w:r>
+    </w:p>
+    <w:p>
+      <w:r>
+        <w:t xml:space="preserve">   - 소스 전체 미세조정보다 RAG와 예시 기반 보강이 먼저</w:t>
+      </w:r>
+    </w:p>
     <w:p/>
     <w:p>
-      <w:pPr>
-        <w:pStyle w:val="Heading3"/>
-      </w:pPr>
-      <w:r>
-        <w:t>3-4. 연간 운영비</w:t>
+      <w:r>
+        <w:t>---</w:t>
       </w:r>
     </w:p>
     <w:p/>
-    <w:tbl>
-      <w:tblPr>
-        <w:tblStyle w:val="TableGrid"/>
-        <w:tblW w:type="auto" w:w="0"/>
-        <w:tblLook w:firstColumn="1" w:firstRow="1" w:lastColumn="0" w:lastRow="0" w:noHBand="0" w:noVBand="1" w:val="04A0"/>
-      </w:tblPr>
-      <w:tblGrid>
-        <w:gridCol w:w="4320"/>
-        <w:gridCol w:w="4320"/>
-      </w:tblGrid>
-      <w:tr>
-        <w:tc>
-          <w:tcPr>
-            <w:tcW w:type="dxa" w:w="4320"/>
-          </w:tcPr>
-          <w:p>
-            <w:r>
-              <w:t>구분</w:t>
-            </w:r>
-          </w:p>
-        </w:tc>
-        <w:tc>
-          <w:tcPr>
-            <w:tcW w:type="dxa" w:w="4320"/>
-          </w:tcPr>
-          <w:p>
-            <w:r>
-              <w:t>예상 비용</w:t>
-            </w:r>
-          </w:p>
-        </w:tc>
-      </w:tr>
-      <w:tr>
-        <w:tc>
-          <w:tcPr>
-            <w:tcW w:type="dxa" w:w="4320"/>
-          </w:tcPr>
-          <w:p>
-            <w:r>
-              <w:t>인프라/실비 운영비</w:t>
-            </w:r>
-          </w:p>
-        </w:tc>
-        <w:tc>
-          <w:tcPr>
-            <w:tcW w:type="dxa" w:w="4320"/>
-          </w:tcPr>
-          <w:p>
-            <w:r>
-              <w:t>1,200만 ~ 2,640만원/년</w:t>
-            </w:r>
-          </w:p>
-        </w:tc>
-      </w:tr>
-      <w:tr>
-        <w:tc>
-          <w:tcPr>
-            <w:tcW w:type="dxa" w:w="4320"/>
-          </w:tcPr>
-          <w:p>
-            <w:r>
-              <w:t>운영관리 시간을 별도 비용으로 제외할 경우</w:t>
-            </w:r>
-          </w:p>
-        </w:tc>
-        <w:tc>
-          <w:tcPr>
-            <w:tcW w:type="dxa" w:w="4320"/>
-          </w:tcPr>
-          <w:p>
-            <w:r>
-              <w:t>600만 ~ 1,440만원/년</w:t>
-            </w:r>
-          </w:p>
-        </w:tc>
-      </w:tr>
-    </w:tbl>
+    <w:p>
+      <w:pPr>
+        <w:pStyle w:val="Heading1"/>
+      </w:pPr>
+      <w:r>
+        <w:t>14. "이곳과 동일한 수준" 구축 가능성</w:t>
+      </w:r>
+    </w:p>
     <w:p/>
     <w:p>
-      <w:pPr>
-        <w:pStyle w:val="Heading3"/>
-      </w:pPr>
-      <w:r>
-        <w:t>3-5. 세부 견적 예시 (중간형 기준)</w:t>
+      <w:r>
+        <w:t>현재 이곳과 같은 형태의 **Owner / Reviewer / Orchestrator 워크플로우 자체는 폐쇄망에서도 구축 가능**합니다.</w:t>
       </w:r>
     </w:p>
     <w:p/>
-    <w:tbl>
-      <w:tblPr>
-        <w:tblStyle w:val="TableGrid"/>
-        <w:tblW w:type="auto" w:w="0"/>
-        <w:tblLook w:firstColumn="1" w:firstRow="1" w:lastColumn="0" w:lastRow="0" w:noHBand="0" w:noVBand="1" w:val="04A0"/>
-      </w:tblPr>
-      <w:tblGrid>
-        <w:gridCol w:w="1728"/>
-        <w:gridCol w:w="1728"/>
-        <w:gridCol w:w="1728"/>
-        <w:gridCol w:w="1728"/>
-        <w:gridCol w:w="1728"/>
-      </w:tblGrid>
-      <w:tr>
-        <w:tc>
-          <w:tcPr>
-            <w:tcW w:type="dxa" w:w="1728"/>
-          </w:tcPr>
-          <w:p>
-            <w:r>
-              <w:t>항목</w:t>
-            </w:r>
-          </w:p>
-        </w:tc>
-        <w:tc>
-          <w:tcPr>
-            <w:tcW w:type="dxa" w:w="1728"/>
-          </w:tcPr>
-          <w:p>
-            <w:r>
-              <w:t>수량</w:t>
-            </w:r>
-          </w:p>
-        </w:tc>
-        <w:tc>
-          <w:tcPr>
-            <w:tcW w:type="dxa" w:w="1728"/>
-          </w:tcPr>
-          <w:p>
-            <w:r>
-              <w:t>단가(예상)</w:t>
-            </w:r>
-          </w:p>
-        </w:tc>
-        <w:tc>
-          <w:tcPr>
-            <w:tcW w:type="dxa" w:w="1728"/>
-          </w:tcPr>
-          <w:p>
-            <w:r>
-              <w:t>합계(예상)</w:t>
-            </w:r>
-          </w:p>
-        </w:tc>
-        <w:tc>
-          <w:tcPr>
-            <w:tcW w:type="dxa" w:w="1728"/>
-          </w:tcPr>
-          <w:p>
-            <w:r>
-              <w:t>비고</w:t>
-            </w:r>
-          </w:p>
-        </w:tc>
-      </w:tr>
-      <w:tr>
-        <w:tc>
-          <w:tcPr>
-            <w:tcW w:type="dxa" w:w="1728"/>
-          </w:tcPr>
-          <w:p>
-            <w:r>
-              <w:t>GPU 서버</w:t>
-            </w:r>
-          </w:p>
-        </w:tc>
-        <w:tc>
-          <w:tcPr>
-            <w:tcW w:type="dxa" w:w="1728"/>
-          </w:tcPr>
-          <w:p>
-            <w:r>
-              <w:t>1</w:t>
-            </w:r>
-          </w:p>
-        </w:tc>
-        <w:tc>
-          <w:tcPr>
-            <w:tcW w:type="dxa" w:w="1728"/>
-          </w:tcPr>
-          <w:p>
-            <w:r>
-              <w:t>4,000만 ~ 6,500만원</w:t>
-            </w:r>
-          </w:p>
-        </w:tc>
-        <w:tc>
-          <w:tcPr>
-            <w:tcW w:type="dxa" w:w="1728"/>
-          </w:tcPr>
-          <w:p>
-            <w:r>
-              <w:t>4,000만 ~ 6,500만원</w:t>
-            </w:r>
-          </w:p>
-        </w:tc>
-        <w:tc>
-          <w:tcPr>
-            <w:tcW w:type="dxa" w:w="1728"/>
-          </w:tcPr>
-          <w:p>
-            <w:r>
-              <w:t>중간형 GPU 2장 기준 서버/워크스테이션</w:t>
-            </w:r>
-          </w:p>
-        </w:tc>
-      </w:tr>
-      <w:tr>
-        <w:tc>
-          <w:tcPr>
-            <w:tcW w:type="dxa" w:w="1728"/>
-          </w:tcPr>
-          <w:p>
-            <w:r>
-              <w:t>NAS/백업 스토리지</w:t>
-            </w:r>
-          </w:p>
-        </w:tc>
-        <w:tc>
-          <w:tcPr>
-            <w:tcW w:type="dxa" w:w="1728"/>
-          </w:tcPr>
-          <w:p>
-            <w:r>
-              <w:t>1식</w:t>
-            </w:r>
-          </w:p>
-        </w:tc>
-        <w:tc>
-          <w:tcPr>
-            <w:tcW w:type="dxa" w:w="1728"/>
-          </w:tcPr>
-          <w:p>
-            <w:r>
-              <w:t>200만 ~ 700만원</w:t>
-            </w:r>
-          </w:p>
-        </w:tc>
-        <w:tc>
-          <w:tcPr>
-            <w:tcW w:type="dxa" w:w="1728"/>
-          </w:tcPr>
-          <w:p>
-            <w:r>
-              <w:t>200만 ~ 700만원</w:t>
-            </w:r>
-          </w:p>
-        </w:tc>
-        <w:tc>
-          <w:tcPr>
-            <w:tcW w:type="dxa" w:w="1728"/>
-          </w:tcPr>
-          <w:p>
-            <w:r>
-              <w:t>내부 백업/이력 저장</w:t>
-            </w:r>
-          </w:p>
-        </w:tc>
-      </w:tr>
-      <w:tr>
-        <w:tc>
-          <w:tcPr>
-            <w:tcW w:type="dxa" w:w="1728"/>
-          </w:tcPr>
-          <w:p>
-            <w:r>
-              <w:t>UPS</w:t>
-            </w:r>
-          </w:p>
-        </w:tc>
-        <w:tc>
-          <w:tcPr>
-            <w:tcW w:type="dxa" w:w="1728"/>
-          </w:tcPr>
-          <w:p>
-            <w:r>
-              <w:t>1식</w:t>
-            </w:r>
-          </w:p>
-        </w:tc>
-        <w:tc>
-          <w:tcPr>
-            <w:tcW w:type="dxa" w:w="1728"/>
-          </w:tcPr>
-          <w:p>
-            <w:r>
-              <w:t>100만 ~ 500만원</w:t>
-            </w:r>
-          </w:p>
-        </w:tc>
-        <w:tc>
-          <w:tcPr>
-            <w:tcW w:type="dxa" w:w="1728"/>
-          </w:tcPr>
-          <w:p>
-            <w:r>
-              <w:t>100만 ~ 500만원</w:t>
-            </w:r>
-          </w:p>
-        </w:tc>
-        <w:tc>
-          <w:tcPr>
-            <w:tcW w:type="dxa" w:w="1728"/>
-          </w:tcPr>
-          <w:p>
-            <w:r>
-              <w:t>정전 보호</w:t>
-            </w:r>
-          </w:p>
-        </w:tc>
-      </w:tr>
-      <w:tr>
-        <w:tc>
-          <w:tcPr>
-            <w:tcW w:type="dxa" w:w="1728"/>
-          </w:tcPr>
-          <w:p>
-            <w:r>
-              <w:t>네트워크/부대자재</w:t>
-            </w:r>
-          </w:p>
-        </w:tc>
-        <w:tc>
-          <w:tcPr>
-            <w:tcW w:type="dxa" w:w="1728"/>
-          </w:tcPr>
-          <w:p>
-            <w:r>
-              <w:t>1식</w:t>
-            </w:r>
-          </w:p>
-        </w:tc>
-        <w:tc>
-          <w:tcPr>
-            <w:tcW w:type="dxa" w:w="1728"/>
-          </w:tcPr>
-          <w:p>
-            <w:r>
-              <w:t>0만 ~ 0원</w:t>
-            </w:r>
-          </w:p>
-        </w:tc>
-        <w:tc>
-          <w:tcPr>
-            <w:tcW w:type="dxa" w:w="1728"/>
-          </w:tcPr>
-          <w:p>
-            <w:r>
-              <w:t>0원</w:t>
-            </w:r>
-          </w:p>
-        </w:tc>
-        <w:tc>
-          <w:tcPr>
-            <w:tcW w:type="dxa" w:w="1728"/>
-          </w:tcPr>
-          <w:p>
-            <w:r>
-              <w:t>기존 Git/Jenkins 환경 활용 가정</w:t>
-            </w:r>
-          </w:p>
-        </w:tc>
-      </w:tr>
-      <w:tr>
-        <w:tc>
-          <w:tcPr>
-            <w:tcW w:type="dxa" w:w="1728"/>
-          </w:tcPr>
-          <w:p>
-            <w:r>
-              <w:t>총합</w:t>
-            </w:r>
-          </w:p>
-        </w:tc>
-        <w:tc>
-          <w:tcPr>
-            <w:tcW w:type="dxa" w:w="1728"/>
-          </w:tcPr>
-          <w:p>
-            <w:r/>
-          </w:p>
-        </w:tc>
-        <w:tc>
-          <w:tcPr>
-            <w:tcW w:type="dxa" w:w="1728"/>
-          </w:tcPr>
-          <w:p>
-            <w:r/>
-          </w:p>
-        </w:tc>
-        <w:tc>
-          <w:tcPr>
-            <w:tcW w:type="dxa" w:w="1728"/>
-          </w:tcPr>
-          <w:p>
-            <w:r>
-              <w:t>4,300만 ~ 7,700만원</w:t>
-            </w:r>
-          </w:p>
-        </w:tc>
-        <w:tc>
-          <w:tcPr>
-            <w:tcW w:type="dxa" w:w="1728"/>
-          </w:tcPr>
-          <w:p>
-            <w:r>
-              <w:t>장비비만 산정</w:t>
-            </w:r>
-          </w:p>
-        </w:tc>
-      </w:tr>
-    </w:tbl>
+    <w:p>
+      <w:r>
+        <w:t>다만 차이는 명확합니다.</w:t>
+      </w:r>
+    </w:p>
     <w:p/>
     <w:p>
-      <w:r>
-        <w:t>권장안:</w:t>
+      <w:pPr>
+        <w:pStyle w:val="Heading2"/>
+      </w:pPr>
+      <w:r>
+        <w:t>가능한 것</w:t>
       </w:r>
     </w:p>
     <w:p>
@@ -1553,7 +1821,7 @@
         <w:pStyle w:val="ListBullet"/>
       </w:pPr>
       <w:r>
-        <w:t>50명 이내 회사 기준 중간형 GPU 서버 1대가 현실적</w:t>
+        <w:t>역할 분리형 AI 워크플로우</w:t>
       </w:r>
     </w:p>
     <w:p>
@@ -1561,7 +1829,7 @@
         <w:pStyle w:val="ListBullet"/>
       </w:pPr>
       <w:r>
-        <w:t>기존 Git/Jenkins 장비 재사용 전제 시 비용 효율이 가장 좋음</w:t>
+        <w:t>내부 Git / Jenkins 연동</w:t>
       </w:r>
     </w:p>
     <w:p>
@@ -1569,33 +1837,110 @@
         <w:pStyle w:val="ListBullet"/>
       </w:pPr>
       <w:r>
-        <w:t>운영 범위는 저장소 1개, 팀 1개 기준 MVP로 작게 시작 권장</w:t>
+        <w:t>branch / PR 기반 승인·반려 루프</w:t>
+      </w:r>
+    </w:p>
+    <w:p>
+      <w:pPr>
+        <w:pStyle w:val="ListBullet"/>
+      </w:pPr>
+      <w:r>
+        <w:t>감사 로그 / workspace allocator 구조</w:t>
       </w:r>
     </w:p>
     <w:p/>
+    <w:p>
+      <w:pPr>
+        <w:pStyle w:val="Heading2"/>
+      </w:pPr>
+      <w:r>
+        <w:t>그대로 재현되기 어려운 것</w:t>
+      </w:r>
+    </w:p>
+    <w:p>
+      <w:pPr>
+        <w:pStyle w:val="ListBullet"/>
+      </w:pPr>
+      <w:r>
+        <w:t>Claude / GPT / Gemini 최고급 모델 품질</w:t>
+      </w:r>
+    </w:p>
+    <w:p>
+      <w:pPr>
+        <w:pStyle w:val="ListBullet"/>
+      </w:pPr>
+      <w:r>
+        <w:t>외부 초대형 인프라 기반의 빠른 응답 속도</w:t>
+      </w:r>
+    </w:p>
+    <w:p>
+      <w:pPr>
+        <w:pStyle w:val="ListBullet"/>
+      </w:pPr>
+      <w:r>
+        <w:t>대형 모델 다중 병렬 운용 여유</w:t>
+      </w:r>
+    </w:p>
     <w:p/>
+    <w:p>
+      <w:r>
+        <w:t>즉,</w:t>
+      </w:r>
+    </w:p>
+    <w:p>
+      <w:pPr>
+        <w:pStyle w:val="ListBullet"/>
+      </w:pPr>
+      <w:r>
+        <w:t>**구조와 운영 방식은 유사하게 구축 가능**</w:t>
+      </w:r>
+    </w:p>
+    <w:p>
+      <w:pPr>
+        <w:pStyle w:val="ListBullet"/>
+      </w:pPr>
+      <w:r>
+        <w:t>**모델 품질은 동일 수준을 기대하면 안 됨**</w:t>
+      </w:r>
+    </w:p>
+    <w:p>
+      <w:pPr>
+        <w:pStyle w:val="ListBullet"/>
+      </w:pPr>
+      <w:r>
+        <w:t>따라서 폐쇄망 구축안은 **"같은 구조, 다른 모델"**로 보는 것이 맞습니다.</w:t>
+      </w:r>
+    </w:p>
     <w:p/>
     <w:p>
-      <w:pPr>
-        <w:pStyle w:val="Heading2"/>
-      </w:pPr>
-      <w:r>
-        <w:t>4. 구축 방법</w:t>
+      <w:r>
+        <w:t>---</w:t>
       </w:r>
     </w:p>
     <w:p/>
     <w:p>
       <w:pPr>
-        <w:pStyle w:val="Heading3"/>
-      </w:pPr>
-      <w:r>
-        <w:t>단계별 구축</w:t>
+        <w:pStyle w:val="Heading1"/>
+      </w:pPr>
+      <w:r>
+        <w:t>15. 결론</w:t>
       </w:r>
     </w:p>
     <w:p/>
     <w:p>
       <w:r>
-        <w:t>#### 1단계: Reviewer 우선 도입</w:t>
+        <w:t xml:space="preserve">당사 환경(폐쇄망, 소스 외부 반출 금지, 소규모 조직)을 고려할 때  </w:t>
+      </w:r>
+    </w:p>
+    <w:p>
+      <w:r>
+        <w:t>외부 AI 서비스가 아닌 **사내 폐쇄망 기반 AI 개발지원 시스템** 구축은 충분히 검토 가능한 방향입니다.</w:t>
+      </w:r>
+    </w:p>
+    <w:p/>
+    <w:p>
+      <w:r>
+        <w:t>다만 전사 확대 전에,</w:t>
       </w:r>
     </w:p>
     <w:p>
@@ -1603,7 +1948,7 @@
         <w:pStyle w:val="ListBullet"/>
       </w:pPr>
       <w:r>
-        <w:t>diff 읽기</w:t>
+        <w:t>**중간형 GPU 서버 1대**</w:t>
       </w:r>
     </w:p>
     <w:p>
@@ -1611,7 +1956,7 @@
         <w:pStyle w:val="ListBullet"/>
       </w:pPr>
       <w:r>
-        <w:t>테스트 실행</w:t>
+        <w:t>**기존 Git/Jenkins 장비 재사용**</w:t>
       </w:r>
     </w:p>
     <w:p>
@@ -1619,1144 +1964,37 @@
         <w:pStyle w:val="ListBullet"/>
       </w:pPr>
       <w:r>
-        <w:t>리뷰 결과 생성</w:t>
+        <w:t>저장소 1개</w:t>
+      </w:r>
+    </w:p>
+    <w:p>
+      <w:pPr>
+        <w:pStyle w:val="ListBullet"/>
+      </w:pPr>
+      <w:r>
+        <w:t>팀 1개</w:t>
+      </w:r>
+    </w:p>
+    <w:p>
+      <w:pPr>
+        <w:pStyle w:val="ListBullet"/>
+      </w:pPr>
+      <w:r>
+        <w:t>Reviewer/Owner 역할 분리</w:t>
+      </w:r>
+    </w:p>
+    <w:p>
+      <w:pPr>
+        <w:pStyle w:val="ListBullet"/>
+      </w:pPr>
+      <w:r>
+        <w:t>branch/PR 기반 운영</w:t>
       </w:r>
     </w:p>
     <w:p/>
     <w:p>
       <w:r>
-        <w:t>#### 2단계: Owner 기능 추가</w:t>
-      </w:r>
-    </w:p>
-    <w:p>
-      <w:pPr>
-        <w:pStyle w:val="ListBullet"/>
-      </w:pPr>
-      <w:r>
-        <w:t>작업 브랜치 수정</w:t>
-      </w:r>
-    </w:p>
-    <w:p>
-      <w:pPr>
-        <w:pStyle w:val="ListBullet"/>
-      </w:pPr>
-      <w:r>
-        <w:t>테스트 실행</w:t>
-      </w:r>
-    </w:p>
-    <w:p>
-      <w:pPr>
-        <w:pStyle w:val="ListBullet"/>
-      </w:pPr>
-      <w:r>
-        <w:t>PR 생성</w:t>
-      </w:r>
-    </w:p>
-    <w:p/>
-    <w:p>
-      <w:r>
-        <w:t>#### 3단계: 승인/반려 루프 구축</w:t>
-      </w:r>
-    </w:p>
-    <w:p>
-      <w:pPr>
-        <w:pStyle w:val="ListBullet"/>
-      </w:pPr>
-      <w:r>
-        <w:t>Owner 작업 -&gt; Reviewer 검토 -&gt; 승인/반려</w:t>
-      </w:r>
-    </w:p>
-    <w:p>
-      <w:pPr>
-        <w:pStyle w:val="ListBullet"/>
-      </w:pPr>
-      <w:r>
-        <w:t>재작업 자동화</w:t>
-      </w:r>
-    </w:p>
-    <w:p/>
-    <w:p>
-      <w:r>
-        <w:t>#### 4단계: 확대 적용</w:t>
-      </w:r>
-    </w:p>
-    <w:p>
-      <w:pPr>
-        <w:pStyle w:val="ListBullet"/>
-      </w:pPr>
-      <w:r>
-        <w:t>팀별 workspace 분리</w:t>
-      </w:r>
-    </w:p>
-    <w:p>
-      <w:pPr>
-        <w:pStyle w:val="ListBullet"/>
-      </w:pPr>
-      <w:r>
-        <w:t>여러 저장소 확장</w:t>
-      </w:r>
-    </w:p>
-    <w:p>
-      <w:pPr>
-        <w:pStyle w:val="ListBullet"/>
-      </w:pPr>
-      <w:r>
-        <w:t>필요 시 Arbiter AI 도입</w:t>
-      </w:r>
-    </w:p>
-    <w:p/>
-    <w:p/>
-    <w:p/>
-    <w:p>
-      <w:pPr>
-        <w:pStyle w:val="Heading2"/>
-      </w:pPr>
-      <w:r>
-        <w:t>5. 장점</w:t>
-      </w:r>
-    </w:p>
-    <w:p/>
-    <w:p>
-      <w:pPr>
-        <w:pStyle w:val="ListBullet"/>
-      </w:pPr>
-      <w:r>
-        <w:t>외부망 연결 없이 사내망 내부에서만 운용 가능</w:t>
-      </w:r>
-    </w:p>
-    <w:p>
-      <w:pPr>
-        <w:pStyle w:val="ListBullet"/>
-      </w:pPr>
-      <w:r>
-        <w:t>소스 외부 유출 위험 최소화</w:t>
-      </w:r>
-    </w:p>
-    <w:p>
-      <w:pPr>
-        <w:pStyle w:val="ListBullet"/>
-      </w:pPr>
-      <w:r>
-        <w:t>반복적인 코드 리뷰/테스트 확인/브랜치 작업 부담 감소</w:t>
-      </w:r>
-    </w:p>
-    <w:p>
-      <w:pPr>
-        <w:pStyle w:val="ListBullet"/>
-      </w:pPr>
-      <w:r>
-        <w:t>branch/PR 기반으로 품질 관리 체계화 가능</w:t>
-      </w:r>
-    </w:p>
-    <w:p>
-      <w:pPr>
-        <w:pStyle w:val="ListBullet"/>
-      </w:pPr>
-      <w:r>
-        <w:t>기존 Git/Jenkins 장비를 그대로 활용할 수 있어 초기 장비비 절감 가능</w:t>
-      </w:r>
-    </w:p>
-    <w:p/>
-    <w:p/>
-    <w:p/>
-    <w:p>
-      <w:pPr>
-        <w:pStyle w:val="Heading2"/>
-      </w:pPr>
-      <w:r>
-        <w:t>6. 단점 및 리스크</w:t>
-      </w:r>
-    </w:p>
-    <w:p/>
-    <w:p>
-      <w:pPr>
-        <w:pStyle w:val="ListBullet"/>
-      </w:pPr>
-      <w:r>
-        <w:t>초기 GPU 장비 비용이 큼</w:t>
-      </w:r>
-    </w:p>
-    <w:p>
-      <w:pPr>
-        <w:pStyle w:val="ListBullet"/>
-      </w:pPr>
-      <w:r>
-        <w:t>GPU 및 내부 모델 운영 부담이 발생함</w:t>
-      </w:r>
-    </w:p>
-    <w:p>
-      <w:pPr>
-        <w:pStyle w:val="ListBullet"/>
-      </w:pPr>
-      <w:r>
-        <w:t>상용 SaaS 대비 품질이 낮을 수 있음</w:t>
-      </w:r>
-    </w:p>
-    <w:p>
-      <w:pPr>
-        <w:pStyle w:val="ListBullet"/>
-      </w:pPr>
-      <w:r>
-        <w:t>잘못된 수정/리뷰 결과 가능성 존재</w:t>
-      </w:r>
-    </w:p>
-    <w:p>
-      <w:pPr>
-        <w:pStyle w:val="ListBullet"/>
-      </w:pPr>
-      <w:r>
-        <w:t>AI 결과를 사람이 최종 검토해야 함</w:t>
-      </w:r>
-    </w:p>
-    <w:p>
-      <w:pPr>
-        <w:pStyle w:val="ListBullet"/>
-      </w:pPr>
-      <w:r>
-        <w:t>내부 운영 인력이 필요하며, 전담 인력이 없으면 특정 개발자에게 부담이 집중될 수 있음</w:t>
-      </w:r>
-    </w:p>
-    <w:p/>
-    <w:p>
-      <w:pPr>
-        <w:pStyle w:val="Heading3"/>
-      </w:pPr>
-      <w:r>
-        <w:t>대응 방안</w:t>
-      </w:r>
-    </w:p>
-    <w:p>
-      <w:pPr>
-        <w:pStyle w:val="ListBullet"/>
-      </w:pPr>
-      <w:r>
-        <w:t>초기에는 Reviewer 중심 제한 운영</w:t>
-      </w:r>
-    </w:p>
-    <w:p>
-      <w:pPr>
-        <w:pStyle w:val="ListBullet"/>
-      </w:pPr>
-      <w:r>
-        <w:t>main/master 직접 수정 금지</w:t>
-      </w:r>
-    </w:p>
-    <w:p>
-      <w:pPr>
-        <w:pStyle w:val="ListBullet"/>
-      </w:pPr>
-      <w:r>
-        <w:t>branch/PR 기준 운영</w:t>
-      </w:r>
-    </w:p>
-    <w:p>
-      <w:pPr>
-        <w:pStyle w:val="ListBullet"/>
-      </w:pPr>
-      <w:r>
-        <w:t>Jenkins 결과 없는 완료 금지</w:t>
-      </w:r>
-    </w:p>
-    <w:p>
-      <w:pPr>
-        <w:pStyle w:val="ListBullet"/>
-      </w:pPr>
-      <w:r>
-        <w:t>작업 이력/승인 이력 전부 기록</w:t>
-      </w:r>
-    </w:p>
-    <w:p>
-      <w:pPr>
-        <w:pStyle w:val="ListBullet"/>
-      </w:pPr>
-      <w:r>
-        <w:t>기존 Git/Jenkins는 재사용하고 AI 장비만 신규 도입</w:t>
-      </w:r>
-    </w:p>
-    <w:p/>
-    <w:p/>
-    <w:p/>
-    <w:p>
-      <w:pPr>
-        <w:pStyle w:val="Heading2"/>
-      </w:pPr>
-      <w:r>
-        <w:t>7. 어떻게 사용하는지</w:t>
-      </w:r>
-    </w:p>
-    <w:p/>
-    <w:p>
-      <w:pPr>
-        <w:pStyle w:val="ListNumber"/>
-      </w:pPr>
-      <w:r>
-        <w:t>개발자가 작업 생성</w:t>
-      </w:r>
-    </w:p>
-    <w:p>
-      <w:pPr>
-        <w:pStyle w:val="ListNumber"/>
-      </w:pPr>
-      <w:r>
-        <w:t>시스템이 workspace 할당</w:t>
-      </w:r>
-    </w:p>
-    <w:p>
-      <w:pPr>
-        <w:pStyle w:val="ListNumber"/>
-      </w:pPr>
-      <w:r>
-        <w:t>Owner AI가 코드 수정 및 테스트 수행</w:t>
-      </w:r>
-    </w:p>
-    <w:p>
-      <w:pPr>
-        <w:pStyle w:val="ListNumber"/>
-      </w:pPr>
-      <w:r>
-        <w:t>Jenkins가 빌드/테스트 실행</w:t>
-      </w:r>
-    </w:p>
-    <w:p>
-      <w:pPr>
-        <w:pStyle w:val="ListNumber"/>
-      </w:pPr>
-      <w:r>
-        <w:t>Reviewer AI가 결과 검토</w:t>
-      </w:r>
-    </w:p>
-    <w:p>
-      <w:pPr>
-        <w:pStyle w:val="ListNumber"/>
-      </w:pPr>
-      <w:r>
-        <w:t>승인 시 PR 유지, 반려 시 재작업</w:t>
-      </w:r>
-    </w:p>
-    <w:p/>
-    <w:p>
-      <w:r>
-        <w:t>즉, 개발자를 대체하는 구조가 아니라</w:t>
-      </w:r>
-    </w:p>
-    <w:p>
-      <w:r>
-        <w:t>개발자의 반복 작업을 줄이고 검토 보조를 제공하는 구조로 운영합니다.</w:t>
-      </w:r>
-    </w:p>
-    <w:p/>
-    <w:p/>
-    <w:p/>
-    <w:p>
-      <w:pPr>
-        <w:pStyle w:val="Heading2"/>
-      </w:pPr>
-      <w:r>
-        <w:t>8. 필요한 장비</w:t>
-      </w:r>
-    </w:p>
-    <w:p/>
-    <w:p>
-      <w:pPr>
-        <w:pStyle w:val="Heading3"/>
-      </w:pPr>
-      <w:r>
-        <w:t>최소 권장 장비</w:t>
-      </w:r>
-    </w:p>
-    <w:p>
-      <w:pPr>
-        <w:pStyle w:val="ListBullet"/>
-      </w:pPr>
-      <w:r>
-        <w:t>GPU 서버 1대</w:t>
-      </w:r>
-    </w:p>
-    <w:p>
-      <w:pPr>
-        <w:pStyle w:val="ListBullet"/>
-      </w:pPr>
-      <w:r>
-        <w:t>중간형 GPU 장비</w:t>
-      </w:r>
-    </w:p>
-    <w:p>
-      <w:pPr>
-        <w:pStyle w:val="ListBullet"/>
-      </w:pPr>
-      <w:r>
-        <w:t>RAM 256GB 기준</w:t>
-      </w:r>
-    </w:p>
-    <w:p>
-      <w:pPr>
-        <w:pStyle w:val="ListBullet"/>
-      </w:pPr>
-      <w:r>
-        <w:t>내부 LLM / Owner / Reviewer / 오케스트레이터 / workspace 운영</w:t>
-      </w:r>
-    </w:p>
-    <w:p>
-      <w:pPr>
-        <w:pStyle w:val="ListBullet"/>
-      </w:pPr>
-      <w:r>
-        <w:t>기존 Git/Jenkins 장비 재사용</w:t>
-      </w:r>
-    </w:p>
-    <w:p>
-      <w:pPr>
-        <w:pStyle w:val="ListBullet"/>
-      </w:pPr>
-      <w:r>
-        <w:t>NAS 또는 백업 스토리지</w:t>
-      </w:r>
-    </w:p>
-    <w:p>
-      <w:pPr>
-        <w:pStyle w:val="ListBullet"/>
-      </w:pPr>
-      <w:r>
-        <w:t>UPS</w:t>
-      </w:r>
-    </w:p>
-    <w:p/>
-    <w:p>
-      <w:pPr>
-        <w:pStyle w:val="Heading3"/>
-      </w:pPr>
-      <w:r>
-        <w:t>권장 운영 장비 구성</w:t>
-      </w:r>
-    </w:p>
-    <w:p>
-      <w:pPr>
-        <w:pStyle w:val="ListBullet"/>
-      </w:pPr>
-      <w:r>
-        <w:t>중간형 GPU 서버 1대 + 기존 Git/Jenkins 장비 재사용</w:t>
-      </w:r>
-    </w:p>
-    <w:p>
-      <w:pPr>
-        <w:pStyle w:val="ListBullet"/>
-      </w:pPr>
-      <w:r>
-        <w:t>팀 1개 / 저장소 1개 MVP 운영 가능 수준</w:t>
-      </w:r>
-    </w:p>
-    <w:p>
-      <w:pPr>
-        <w:pStyle w:val="ListBullet"/>
-      </w:pPr>
-      <w:r>
-        <w:t>운영 안정화 후 필요 시 GPU 서버 추가 증설 검토</w:t>
-      </w:r>
-    </w:p>
-    <w:p/>
-    <w:p>
-      <w:pPr>
-        <w:pStyle w:val="Heading3"/>
-      </w:pPr>
-      <w:r>
-        <w:t>운영 환경</w:t>
-      </w:r>
-    </w:p>
-    <w:p>
-      <w:pPr>
-        <w:pStyle w:val="ListBullet"/>
-      </w:pPr>
-      <w:r>
-        <w:t>폐쇄망 내부 전용 네트워크</w:t>
-      </w:r>
-    </w:p>
-    <w:p>
-      <w:pPr>
-        <w:pStyle w:val="ListBullet"/>
-      </w:pPr>
-      <w:r>
-        <w:t>팀별 또는 개인별 workspace 운영 환경</w:t>
-      </w:r>
-    </w:p>
-    <w:p>
-      <w:pPr>
-        <w:pStyle w:val="ListBullet"/>
-      </w:pPr>
-      <w:r>
-        <w:t>작업/로그/승인 이력 저장용 서버 또는 DB</w:t>
-      </w:r>
-    </w:p>
-    <w:p/>
-    <w:p/>
-    <w:p/>
-    <w:p>
-      <w:pPr>
-        <w:pStyle w:val="Heading2"/>
-      </w:pPr>
-      <w:r>
-        <w:t>9. PPT 1장 발표용 요약 문구</w:t>
-      </w:r>
-    </w:p>
-    <w:p/>
-    <w:p>
-      <w:pPr>
-        <w:pStyle w:val="Heading3"/>
-      </w:pPr>
-      <w:r>
-        <w:t>제목</w:t>
-      </w:r>
-    </w:p>
-    <w:p>
-      <w:r>
-        <w:t>사내 폐쇄망 AI 개발지원 시스템 구축 검토안</w:t>
-      </w:r>
-    </w:p>
-    <w:p/>
-    <w:p>
-      <w:pPr>
-        <w:pStyle w:val="Heading3"/>
-      </w:pPr>
-      <w:r>
-        <w:t>배경</w:t>
-      </w:r>
-    </w:p>
-    <w:p>
-      <w:pPr>
-        <w:pStyle w:val="ListBullet"/>
-      </w:pPr>
-      <w:r>
-        <w:t>반복적인 코드 리뷰, 테스트 확인, 브랜치 작업 부담 증가</w:t>
-      </w:r>
-    </w:p>
-    <w:p>
-      <w:pPr>
-        <w:pStyle w:val="ListBullet"/>
-      </w:pPr>
-      <w:r>
-        <w:t>외부 SaaS AI는 소스 외부 유출 위험으로 활용 제한</w:t>
-      </w:r>
-    </w:p>
-    <w:p>
-      <w:pPr>
-        <w:pStyle w:val="ListBullet"/>
-      </w:pPr>
-      <w:r>
-        <w:t>폐쇄망 내부에서만 동작하는 AI 개발지원 체계 필요</w:t>
-      </w:r>
-    </w:p>
-    <w:p/>
-    <w:p>
-      <w:pPr>
-        <w:pStyle w:val="Heading3"/>
-      </w:pPr>
-      <w:r>
-        <w:t>제안 내용</w:t>
-      </w:r>
-    </w:p>
-    <w:p>
-      <w:pPr>
-        <w:pStyle w:val="ListBullet"/>
-      </w:pPr>
-      <w:r>
-        <w:t>Owner AI: 코드 수정 / 테스트 / PR 생성 지원</w:t>
-      </w:r>
-    </w:p>
-    <w:p>
-      <w:pPr>
-        <w:pStyle w:val="ListBullet"/>
-      </w:pPr>
-      <w:r>
-        <w:t>Reviewer AI: 변경사항 검토 / 승인·반려 판단 지원</w:t>
-      </w:r>
-    </w:p>
-    <w:p>
-      <w:pPr>
-        <w:pStyle w:val="ListBullet"/>
-      </w:pPr>
-      <w:r>
-        <w:t>기존 Git / Jenkins 재사용</w:t>
-      </w:r>
-    </w:p>
-    <w:p>
-      <w:pPr>
-        <w:pStyle w:val="ListBullet"/>
-      </w:pPr>
-      <w:r>
-        <w:t>팀별·개인별 workspace 분리 운영</w:t>
-      </w:r>
-    </w:p>
-    <w:p>
-      <w:pPr>
-        <w:pStyle w:val="ListBullet"/>
-      </w:pPr>
-      <w:r>
-        <w:t>중간형 GPU 서버 1대 신규 도입 권장</w:t>
-      </w:r>
-    </w:p>
-    <w:p/>
-    <w:p>
-      <w:pPr>
-        <w:pStyle w:val="Heading3"/>
-      </w:pPr>
-      <w:r>
-        <w:t>기대 효과</w:t>
-      </w:r>
-    </w:p>
-    <w:p>
-      <w:pPr>
-        <w:pStyle w:val="ListBullet"/>
-      </w:pPr>
-      <w:r>
-        <w:t>개발 생산성 향상</w:t>
-      </w:r>
-    </w:p>
-    <w:p>
-      <w:pPr>
-        <w:pStyle w:val="ListBullet"/>
-      </w:pPr>
-      <w:r>
-        <w:t>리뷰 및 테스트 검토 체계화</w:t>
-      </w:r>
-    </w:p>
-    <w:p>
-      <w:pPr>
-        <w:pStyle w:val="ListBullet"/>
-      </w:pPr>
-      <w:r>
-        <w:t>소스 외부 유출 없이 내부망에서만 운용 가능</w:t>
-      </w:r>
-    </w:p>
-    <w:p>
-      <w:pPr>
-        <w:pStyle w:val="ListBullet"/>
-      </w:pPr>
-      <w:r>
-        <w:t>기존 장비 활용으로 초기 투자 부담 완화</w:t>
-      </w:r>
-    </w:p>
-    <w:p/>
-    <w:p>
-      <w:pPr>
-        <w:pStyle w:val="Heading3"/>
-      </w:pPr>
-      <w:r>
-        <w:t>비용</w:t>
-      </w:r>
-    </w:p>
-    <w:p>
-      <w:pPr>
-        <w:pStyle w:val="ListBullet"/>
-      </w:pPr>
-      <w:r>
-        <w:t>초기 장비비: 4,300만 ~ 7,700만원</w:t>
-      </w:r>
-    </w:p>
-    <w:p>
-      <w:pPr>
-        <w:pStyle w:val="ListBullet"/>
-      </w:pPr>
-      <w:r>
-        <w:t>월간 운영비: 100만 ~ 220만원</w:t>
-      </w:r>
-    </w:p>
-    <w:p>
-      <w:pPr>
-        <w:pStyle w:val="ListBullet"/>
-      </w:pPr>
-      <w:r>
-        <w:t>연간 운영비: 1,200만 ~ 2,640만원</w:t>
-      </w:r>
-    </w:p>
-    <w:p/>
-    <w:p>
-      <w:pPr>
-        <w:pStyle w:val="Heading3"/>
-      </w:pPr>
-      <w:r>
-        <w:t>제안</w:t>
-      </w:r>
-    </w:p>
-    <w:p>
-      <w:pPr>
-        <w:pStyle w:val="ListBullet"/>
-      </w:pPr>
-      <w:r>
-        <w:t>중간형 GPU 서버 1대 + 기존 Git/Jenkins 재사용</w:t>
-      </w:r>
-    </w:p>
-    <w:p>
-      <w:pPr>
-        <w:pStyle w:val="ListBullet"/>
-      </w:pPr>
-      <w:r>
-        <w:t>저장소 1개, 팀 1개 기준 MVP부터 단계 도입 검토</w:t>
-      </w:r>
-    </w:p>
-    <w:p>
-      <w:pPr>
-        <w:pStyle w:val="ListBullet"/>
-      </w:pPr>
-      <w:r>
-        <w:t>안정화 후 확대 적용</w:t>
-      </w:r>
-    </w:p>
-    <w:p/>
-    <w:p>
-      <w:pPr>
-        <w:pStyle w:val="Heading3"/>
-      </w:pPr>
-      <w:r>
-        <w:t>회의용 한 줄</w:t>
-      </w:r>
-    </w:p>
-    <w:p>
-      <w:r>
-        <w:t>외부 AI를 쓰자는 것이 아니라, 소스 외부 유출 없이 내부망에서만 동작하는 개발지원 시스템을 기존 Git/Jenkins 장비를 활용하여 중간형 GPU 서버 1대 기준으로 소규모 MVP부터 도입해 보자는 제안입니다.</w:t>
-      </w:r>
-    </w:p>
-    <w:p/>
-    <w:p/>
-    <w:p/>
-    <w:p>
-      <w:pPr>
-        <w:pStyle w:val="Heading2"/>
-      </w:pPr>
-      <w:r>
-        <w:t>10. 추진 일정표</w:t>
-      </w:r>
-    </w:p>
-    <w:p/>
-    <w:p>
-      <w:pPr>
-        <w:pStyle w:val="Heading3"/>
-      </w:pPr>
-      <w:r>
-        <w:t>2주 MVP 일정표</w:t>
-      </w:r>
-    </w:p>
-    <w:p/>
-    <w:tbl>
-      <w:tblPr>
-        <w:tblStyle w:val="TableGrid"/>
-        <w:tblW w:type="auto" w:w="0"/>
-        <w:tblLook w:firstColumn="1" w:firstRow="1" w:lastColumn="0" w:lastRow="0" w:noHBand="0" w:noVBand="1" w:val="04A0"/>
-      </w:tblPr>
-      <w:tblGrid>
-        <w:gridCol w:w="2880"/>
-        <w:gridCol w:w="2880"/>
-        <w:gridCol w:w="2880"/>
-      </w:tblGrid>
-      <w:tr>
-        <w:tc>
-          <w:tcPr>
-            <w:tcW w:type="dxa" w:w="2880"/>
-          </w:tcPr>
-          <w:p>
-            <w:r>
-              <w:t>주차</w:t>
-            </w:r>
-          </w:p>
-        </w:tc>
-        <w:tc>
-          <w:tcPr>
-            <w:tcW w:type="dxa" w:w="2880"/>
-          </w:tcPr>
-          <w:p>
-            <w:r>
-              <w:t>작업 내용</w:t>
-            </w:r>
-          </w:p>
-        </w:tc>
-        <w:tc>
-          <w:tcPr>
-            <w:tcW w:type="dxa" w:w="2880"/>
-          </w:tcPr>
-          <w:p>
-            <w:r>
-              <w:t>산출물</w:t>
-            </w:r>
-          </w:p>
-        </w:tc>
-      </w:tr>
-      <w:tr>
-        <w:tc>
-          <w:tcPr>
-            <w:tcW w:type="dxa" w:w="2880"/>
-          </w:tcPr>
-          <w:p>
-            <w:r>
-              <w:t>1주차</w:t>
-            </w:r>
-          </w:p>
-        </w:tc>
-        <w:tc>
-          <w:tcPr>
-            <w:tcW w:type="dxa" w:w="2880"/>
-          </w:tcPr>
-          <w:p>
-            <w:r>
-              <w:t>GPU 서버 준비, 내부 LLM 준비, 기존 Git/Jenkins 연동, Reviewer 기능 구현</w:t>
-            </w:r>
-          </w:p>
-        </w:tc>
-        <w:tc>
-          <w:tcPr>
-            <w:tcW w:type="dxa" w:w="2880"/>
-          </w:tcPr>
-          <w:p>
-            <w:r>
-              <w:t>리뷰 결과 생성 가능</w:t>
-            </w:r>
-          </w:p>
-        </w:tc>
-      </w:tr>
-      <w:tr>
-        <w:tc>
-          <w:tcPr>
-            <w:tcW w:type="dxa" w:w="2880"/>
-          </w:tcPr>
-          <w:p>
-            <w:r>
-              <w:t>2주차</w:t>
-            </w:r>
-          </w:p>
-        </w:tc>
-        <w:tc>
-          <w:tcPr>
-            <w:tcW w:type="dxa" w:w="2880"/>
-          </w:tcPr>
-          <w:p>
-            <w:r>
-              <w:t>Owner 기능 추가, branch 작업, PR 생성, 승인/반려 루프 연결</w:t>
-            </w:r>
-          </w:p>
-        </w:tc>
-        <w:tc>
-          <w:tcPr>
-            <w:tcW w:type="dxa" w:w="2880"/>
-          </w:tcPr>
-          <w:p>
-            <w:r>
-              <w:t>저장소 1개 기준 MVP 동작</w:t>
-            </w:r>
-          </w:p>
-        </w:tc>
-      </w:tr>
-    </w:tbl>
-    <w:p/>
-    <w:p>
-      <w:pPr>
-        <w:pStyle w:val="Heading3"/>
-      </w:pPr>
-      <w:r>
-        <w:t>4주 확장 일정표</w:t>
-      </w:r>
-    </w:p>
-    <w:p/>
-    <w:tbl>
-      <w:tblPr>
-        <w:tblStyle w:val="TableGrid"/>
-        <w:tblW w:type="auto" w:w="0"/>
-        <w:tblLook w:firstColumn="1" w:firstRow="1" w:lastColumn="0" w:lastRow="0" w:noHBand="0" w:noVBand="1" w:val="04A0"/>
-      </w:tblPr>
-      <w:tblGrid>
-        <w:gridCol w:w="2880"/>
-        <w:gridCol w:w="2880"/>
-        <w:gridCol w:w="2880"/>
-      </w:tblGrid>
-      <w:tr>
-        <w:tc>
-          <w:tcPr>
-            <w:tcW w:type="dxa" w:w="2880"/>
-          </w:tcPr>
-          <w:p>
-            <w:r>
-              <w:t>주차</w:t>
-            </w:r>
-          </w:p>
-        </w:tc>
-        <w:tc>
-          <w:tcPr>
-            <w:tcW w:type="dxa" w:w="2880"/>
-          </w:tcPr>
-          <w:p>
-            <w:r>
-              <w:t>작업 내용</w:t>
-            </w:r>
-          </w:p>
-        </w:tc>
-        <w:tc>
-          <w:tcPr>
-            <w:tcW w:type="dxa" w:w="2880"/>
-          </w:tcPr>
-          <w:p>
-            <w:r>
-              <w:t>산출물</w:t>
-            </w:r>
-          </w:p>
-        </w:tc>
-      </w:tr>
-      <w:tr>
-        <w:tc>
-          <w:tcPr>
-            <w:tcW w:type="dxa" w:w="2880"/>
-          </w:tcPr>
-          <w:p>
-            <w:r>
-              <w:t>1주차</w:t>
-            </w:r>
-          </w:p>
-        </w:tc>
-        <w:tc>
-          <w:tcPr>
-            <w:tcW w:type="dxa" w:w="2880"/>
-          </w:tcPr>
-          <w:p>
-            <w:r>
-              <w:t>GPU 서버 환경 정리, Git/Jenkins 연동</w:t>
-            </w:r>
-          </w:p>
-        </w:tc>
-        <w:tc>
-          <w:tcPr>
-            <w:tcW w:type="dxa" w:w="2880"/>
-          </w:tcPr>
-          <w:p>
-            <w:r>
-              <w:t>기본 인프라 준비</w:t>
-            </w:r>
-          </w:p>
-        </w:tc>
-      </w:tr>
-      <w:tr>
-        <w:tc>
-          <w:tcPr>
-            <w:tcW w:type="dxa" w:w="2880"/>
-          </w:tcPr>
-          <w:p>
-            <w:r>
-              <w:t>2주차</w:t>
-            </w:r>
-          </w:p>
-        </w:tc>
-        <w:tc>
-          <w:tcPr>
-            <w:tcW w:type="dxa" w:w="2880"/>
-          </w:tcPr>
-          <w:p>
-            <w:r>
-              <w:t>Reviewer 도입, diff/test 기반 리뷰</w:t>
-            </w:r>
-          </w:p>
-        </w:tc>
-        <w:tc>
-          <w:tcPr>
-            <w:tcW w:type="dxa" w:w="2880"/>
-          </w:tcPr>
-          <w:p>
-            <w:r>
-              <w:t>Reviewer MVP</w:t>
-            </w:r>
-          </w:p>
-        </w:tc>
-      </w:tr>
-      <w:tr>
-        <w:tc>
-          <w:tcPr>
-            <w:tcW w:type="dxa" w:w="2880"/>
-          </w:tcPr>
-          <w:p>
-            <w:r>
-              <w:t>3주차</w:t>
-            </w:r>
-          </w:p>
-        </w:tc>
-        <w:tc>
-          <w:tcPr>
-            <w:tcW w:type="dxa" w:w="2880"/>
-          </w:tcPr>
-          <w:p>
-            <w:r>
-              <w:t>Owner 도입, branch 수정/test/push/PR 생성</w:t>
-            </w:r>
-          </w:p>
-        </w:tc>
-        <w:tc>
-          <w:tcPr>
-            <w:tcW w:type="dxa" w:w="2880"/>
-          </w:tcPr>
-          <w:p>
-            <w:r>
-              <w:t>Owner MVP</w:t>
-            </w:r>
-          </w:p>
-        </w:tc>
-      </w:tr>
-      <w:tr>
-        <w:tc>
-          <w:tcPr>
-            <w:tcW w:type="dxa" w:w="2880"/>
-          </w:tcPr>
-          <w:p>
-            <w:r>
-              <w:t>4주차</w:t>
-            </w:r>
-          </w:p>
-        </w:tc>
-        <w:tc>
-          <w:tcPr>
-            <w:tcW w:type="dxa" w:w="2880"/>
-          </w:tcPr>
-          <w:p>
-            <w:r>
-              <w:t>workspace allocator, 감사 로그, 운영 화면 정리</w:t>
-            </w:r>
-          </w:p>
-        </w:tc>
-        <w:tc>
-          <w:tcPr>
-            <w:tcW w:type="dxa" w:w="2880"/>
-          </w:tcPr>
-          <w:p>
-            <w:r>
-              <w:t>팀 단위 시범 운영 가능</w:t>
-            </w:r>
-          </w:p>
-        </w:tc>
-      </w:tr>
-    </w:tbl>
-    <w:p/>
-    <w:p/>
-    <w:p/>
-    <w:p>
-      <w:pPr>
-        <w:pStyle w:val="Heading2"/>
-      </w:pPr>
-      <w:r>
-        <w:t>11. 요청 사항</w:t>
-      </w:r>
-    </w:p>
-    <w:p/>
-    <w:p>
-      <w:pPr>
-        <w:pStyle w:val="ListBullet"/>
-      </w:pPr>
-      <w:r>
-        <w:t>사내 폐쇄망 AI 개발지원 시스템 구축 가능 여부 검토</w:t>
-      </w:r>
-    </w:p>
-    <w:p>
-      <w:pPr>
-        <w:pStyle w:val="ListBullet"/>
-      </w:pPr>
-      <w:r>
-        <w:t>중간형 GPU 서버 1대 기준 예산 검토</w:t>
-      </w:r>
-    </w:p>
-    <w:p>
-      <w:pPr>
-        <w:pStyle w:val="ListBullet"/>
-      </w:pPr>
-      <w:r>
-        <w:t>저장소 1개 / 팀 1개 기준 MVP 시범 도입 검토</w:t>
-      </w:r>
-    </w:p>
-    <w:p>
-      <w:pPr>
-        <w:pStyle w:val="ListBullet"/>
-      </w:pPr>
-      <w:r>
-        <w:t>기존 Git/Jenkins 장비 재사용 방식 협의</w:t>
-      </w:r>
-    </w:p>
-    <w:p>
-      <w:pPr>
-        <w:pStyle w:val="ListBullet"/>
-      </w:pPr>
-      <w:r>
-        <w:t>운영 주체 지정</w:t>
-      </w:r>
-    </w:p>
-    <w:p/>
-    <w:p/>
-    <w:p/>
-    <w:p>
-      <w:pPr>
-        <w:pStyle w:val="Heading2"/>
-      </w:pPr>
-      <w:r>
-        <w:t>12. 결론</w:t>
-      </w:r>
-    </w:p>
-    <w:p/>
-    <w:p>
-      <w:r>
-        <w:t>당사 환경(폐쇄망, 소스 외부 반출 금지, 소규모 조직)을 고려할 때</w:t>
-      </w:r>
-    </w:p>
-    <w:p>
-      <w:r>
-        <w:t>외부 AI 서비스가 아닌 사내 폐쇄망 기반 AI 개발지원 시스템 구축은 충분히 검토 가능한 방향입니다.</w:t>
-      </w:r>
-    </w:p>
-    <w:p/>
-    <w:p>
-      <w:r>
-        <w:t>다만 전사 확대 전에,</w:t>
-      </w:r>
-    </w:p>
-    <w:p>
-      <w:pPr>
-        <w:pStyle w:val="ListBullet"/>
-      </w:pPr>
-      <w:r>
-        <w:t>중간형 GPU 서버 1대</w:t>
-      </w:r>
-    </w:p>
-    <w:p>
-      <w:pPr>
-        <w:pStyle w:val="ListBullet"/>
-      </w:pPr>
-      <w:r>
-        <w:t>기존 Git/Jenkins 장비 재사용</w:t>
-      </w:r>
-    </w:p>
-    <w:p>
-      <w:pPr>
-        <w:pStyle w:val="ListBullet"/>
-      </w:pPr>
-      <w:r>
-        <w:t>저장소 1개</w:t>
-      </w:r>
-    </w:p>
-    <w:p>
-      <w:pPr>
-        <w:pStyle w:val="ListBullet"/>
-      </w:pPr>
-      <w:r>
-        <w:t>팀 1개</w:t>
-      </w:r>
-    </w:p>
-    <w:p>
-      <w:pPr>
-        <w:pStyle w:val="ListBullet"/>
-      </w:pPr>
-      <w:r>
-        <w:t>Reviewer/Owner 역할 분리</w:t>
-      </w:r>
-    </w:p>
-    <w:p>
-      <w:pPr>
-        <w:pStyle w:val="ListBullet"/>
-      </w:pPr>
-      <w:r>
-        <w:t>branch/PR 기반 운영</w:t>
-      </w:r>
-    </w:p>
-    <w:p/>
-    <w:p>
-      <w:r>
-        <w:t>형태의 소규모 MVP부터 시작하는 것이 가장 현실적이고 안전한 방법입니다.</w:t>
+        <w:t>형태의 **소규모 MVP부터 시작**하는 것이 가장 현실적이고 안전한 방법입니다.</w:t>
       </w:r>
     </w:p>
     <w:sectPr>
@@ -3132,10 +2370,6 @@
     <w:name w:val="Normal"/>
     <w:qFormat/>
     <w:rsid w:val="00FC693F"/>
-    <w:rPr>
-      <w:rFonts w:ascii="Malgun Gothic" w:hAnsi="Malgun Gothic"/>
-      <w:sz w:val="21"/>
-    </w:rPr>
   </w:style>
   <w:style w:type="paragraph" w:styleId="Header">
     <w:name w:val="header"/>
